--- a/2. Python/Assignment 4/PriyansuPattanaik_Assignment4.docx
+++ b/2. Python/Assignment 4/PriyansuPattanaik_Assignment4.docx
@@ -37,10 +37,3750 @@
       </w:r>
     </w:p>
     <w:p>
+      <w:r>
+        <w:t>class BankAccount:</w:t>
+      </w:r>
+    </w:p>
+    <w:p>
+      <w:r>
+        <w:t>    def __init__(self, account_number, balance=0):</w:t>
+      </w:r>
+    </w:p>
+    <w:p>
+      <w:r>
+        <w:t>        self.__accountNumber = account_number</w:t>
+      </w:r>
+    </w:p>
+    <w:p>
+      <w:r>
+        <w:t xml:space="preserve">        self.__balance = balance </w:t>
+      </w:r>
+    </w:p>
+    <w:p>
+      <w:r>
+        <w:t xml:space="preserve">    </w:t>
+      </w:r>
+    </w:p>
+    <w:p>
+      <w:r>
+        <w:t>    def deposit(self, amount):</w:t>
+      </w:r>
+    </w:p>
+    <w:p>
+      <w:r>
+        <w:t>        if amount &gt; 0:</w:t>
+      </w:r>
+    </w:p>
+    <w:p>
+      <w:r>
+        <w:t>            self.__balance += amount</w:t>
+      </w:r>
+    </w:p>
+    <w:p>
+      <w:r>
+        <w:t>            print(f"Deposited: {amount}. New balance: {self.__balance}")</w:t>
+      </w:r>
+    </w:p>
+    <w:p>
+      <w:r>
+        <w:t>        else:</w:t>
+      </w:r>
+    </w:p>
+    <w:p>
+      <w:r>
+        <w:t>            print("Error: Deposit amount must be positive")</w:t>
+      </w:r>
+    </w:p>
+    <w:p>
+      <w:r>
+        <w:t xml:space="preserve">    </w:t>
+      </w:r>
+    </w:p>
+    <w:p>
+      <w:r>
+        <w:t>    def withdraw(self, amount):</w:t>
+      </w:r>
+    </w:p>
+    <w:p>
+      <w:r>
+        <w:t>        if amount &gt; 0:</w:t>
+      </w:r>
+    </w:p>
+    <w:p>
+      <w:r>
+        <w:t>            if self.__balance &gt;= amount:</w:t>
+      </w:r>
+    </w:p>
+    <w:p>
+      <w:r>
+        <w:t>                self.__balance -= amount</w:t>
+      </w:r>
+    </w:p>
+    <w:p>
+      <w:r>
+        <w:t>                print(f"Withdrawn: {amount}. New balance: {self.__balance}")</w:t>
+      </w:r>
+    </w:p>
+    <w:p>
+      <w:r>
+        <w:t>            else:</w:t>
+      </w:r>
+    </w:p>
+    <w:p>
+      <w:r>
+        <w:t>                print("Error: Insufficient balance")</w:t>
+      </w:r>
+    </w:p>
+    <w:p>
+      <w:r>
+        <w:t>        else:</w:t>
+      </w:r>
+    </w:p>
+    <w:p>
+      <w:r>
+        <w:t>            print("Error: Withdrawal amount must be positive")</w:t>
+      </w:r>
+    </w:p>
+    <w:p>
+      <w:r>
+        <w:t xml:space="preserve">    </w:t>
+      </w:r>
+    </w:p>
+    <w:p>
+      <w:r>
+        <w:t>    def getBalance(self):</w:t>
+      </w:r>
+    </w:p>
+    <w:p>
+      <w:r>
+        <w:t>        return self.__balance</w:t>
+      </w:r>
+    </w:p>
+    <w:p/>
+    <w:p>
+      <w:r>
+        <w:t>account = BankAccount("ACC12345", 1000)</w:t>
+      </w:r>
+    </w:p>
+    <w:p>
+      <w:r>
+        <w:t>account.deposit(500)</w:t>
+      </w:r>
+    </w:p>
+    <w:p>
+      <w:r>
+        <w:t>account.withdraw(200)</w:t>
+      </w:r>
+    </w:p>
+    <w:p>
+      <w:r>
+        <w:t xml:space="preserve">account.withdraw(2000) </w:t>
+      </w:r>
+    </w:p>
+    <w:p>
+      <w:r>
+        <w:t>print(f"Final balance: {account.getBalance()}")</w:t>
+      </w:r>
+    </w:p>
+    <w:p>
       <w:pPr>
         <w:rPr>
           <w:lang w:val="en-US"/>
         </w:rPr>
+      </w:pPr>
+    </w:p>
+    <w:p>
+      <w:pPr>
+        <w:rPr>
+          <w:lang w:val="en-US"/>
+        </w:rPr>
+      </w:pPr>
+      <w:r>
+        <w:rPr>
+          <w:noProof/>
+          <w:lang w:val="en-US"/>
+        </w:rPr>
+        <w:lastRenderedPageBreak/>
+        <w:drawing>
+          <wp:inline distT="0" distB="0" distL="0" distR="0" wp14:anchorId="536B5989" wp14:editId="5856BBDA">
+            <wp:extent cx="3705742" cy="1276528"/>
+            <wp:effectExtent l="0" t="0" r="9525" b="0"/>
+            <wp:docPr id="1" name="Picture 1"/>
+            <wp:cNvGraphicFramePr>
+              <a:graphicFrameLocks xmlns:a="http://schemas.openxmlformats.org/drawingml/2006/main" noChangeAspect="1"/>
+            </wp:cNvGraphicFramePr>
+            <a:graphic xmlns:a="http://schemas.openxmlformats.org/drawingml/2006/main">
+              <a:graphicData uri="http://schemas.openxmlformats.org/drawingml/2006/picture">
+                <pic:pic xmlns:pic="http://schemas.openxmlformats.org/drawingml/2006/picture">
+                  <pic:nvPicPr>
+                    <pic:cNvPr id="1" name=""/>
+                    <pic:cNvPicPr/>
+                  </pic:nvPicPr>
+                  <pic:blipFill>
+                    <a:blip r:embed="rId5"/>
+                    <a:stretch>
+                      <a:fillRect/>
+                    </a:stretch>
+                  </pic:blipFill>
+                  <pic:spPr>
+                    <a:xfrm>
+                      <a:off x="0" y="0"/>
+                      <a:ext cx="3705742" cy="1276528"/>
+                    </a:xfrm>
+                    <a:prstGeom prst="rect">
+                      <a:avLst/>
+                    </a:prstGeom>
+                  </pic:spPr>
+                </pic:pic>
+              </a:graphicData>
+            </a:graphic>
+          </wp:inline>
+        </w:drawing>
+      </w:r>
+    </w:p>
+    <w:p/>
+    <w:p>
+      <w:r>
+        <w:t>Encapsulation is achieved by</w:t>
+      </w:r>
+      <w:r>
+        <w:t xml:space="preserve"> h</w:t>
+      </w:r>
+      <w:r>
+        <w:t>iding internal implementation details users can't directly modify balance</w:t>
+      </w:r>
+      <w:r>
+        <w:t xml:space="preserve">. </w:t>
+      </w:r>
+      <w:r>
+        <w:t>Implementing validation logic inside methods to maintain data integrity</w:t>
+      </w:r>
+    </w:p>
+    <w:p>
+      <w:pPr>
+        <w:rPr>
+          <w:b/>
+          <w:bCs/>
+          <w:lang w:val="en-US"/>
+        </w:rPr>
+      </w:pPr>
+      <w:r>
+        <w:rPr>
+          <w:b/>
+          <w:bCs/>
+          <w:lang w:val="en-US"/>
+        </w:rPr>
+        <w:t>2. Student Result System</w:t>
+      </w:r>
+    </w:p>
+    <w:p>
+      <w:r>
+        <w:t>class Student:</w:t>
+      </w:r>
+    </w:p>
+    <w:p>
+      <w:r>
+        <w:t>    def __init__(self):</w:t>
+      </w:r>
+    </w:p>
+    <w:p>
+      <w:r>
+        <w:t xml:space="preserve">        self.__marks = 0 </w:t>
+      </w:r>
+    </w:p>
+    <w:p>
+      <w:r>
+        <w:t xml:space="preserve">    </w:t>
+      </w:r>
+    </w:p>
+    <w:p>
+      <w:r>
+        <w:t>    def setMarks(self, m):</w:t>
+      </w:r>
+    </w:p>
+    <w:p>
+      <w:r>
+        <w:t>        if 0 &lt;= m &lt;= 100:</w:t>
+      </w:r>
+    </w:p>
+    <w:p>
+      <w:r>
+        <w:t>            self.__marks = m</w:t>
+      </w:r>
+    </w:p>
+    <w:p>
+      <w:r>
+        <w:t>            print(f"Marks set to: {m}")</w:t>
+      </w:r>
+    </w:p>
+    <w:p>
+      <w:r>
+        <w:t>        else:</w:t>
+      </w:r>
+    </w:p>
+    <w:p>
+      <w:r>
+        <w:t>            print("Error: Marks must be between 0 and 100")</w:t>
+      </w:r>
+    </w:p>
+    <w:p>
+      <w:r>
+        <w:t xml:space="preserve">    </w:t>
+      </w:r>
+    </w:p>
+    <w:p>
+      <w:r>
+        <w:t>    def getGrade(self):</w:t>
+      </w:r>
+    </w:p>
+    <w:p>
+      <w:r>
+        <w:t>        if self.__marks &gt;= 80:</w:t>
+      </w:r>
+    </w:p>
+    <w:p>
+      <w:r>
+        <w:t>            return "A"</w:t>
+      </w:r>
+    </w:p>
+    <w:p>
+      <w:r>
+        <w:t>        elif self.__marks &gt;= 60:</w:t>
+      </w:r>
+    </w:p>
+    <w:p>
+      <w:r>
+        <w:t>            return "B"</w:t>
+      </w:r>
+    </w:p>
+    <w:p>
+      <w:r>
+        <w:t>        elif self.__marks &gt;= 40:</w:t>
+      </w:r>
+    </w:p>
+    <w:p>
+      <w:r>
+        <w:t>            return "C"</w:t>
+      </w:r>
+    </w:p>
+    <w:p>
+      <w:r>
+        <w:t>        else:</w:t>
+      </w:r>
+    </w:p>
+    <w:p>
+      <w:r>
+        <w:t>            return "Fail"</w:t>
+      </w:r>
+    </w:p>
+    <w:p/>
+    <w:p>
+      <w:r>
+        <w:t>student = Student()</w:t>
+      </w:r>
+    </w:p>
+    <w:p>
+      <w:r>
+        <w:t>student.setMarks(85)</w:t>
+      </w:r>
+    </w:p>
+    <w:p>
+      <w:r>
+        <w:t>print(f"Grade: {student.getGrade()}")</w:t>
+      </w:r>
+    </w:p>
+    <w:p/>
+    <w:p>
+      <w:r>
+        <w:t>student.setMarks(72)</w:t>
+      </w:r>
+    </w:p>
+    <w:p>
+      <w:r>
+        <w:lastRenderedPageBreak/>
+        <w:t>print(f"Grade: {student.getGrade()}")</w:t>
+      </w:r>
+    </w:p>
+    <w:p/>
+    <w:p>
+      <w:r>
+        <w:t>student.setMarks(45)</w:t>
+      </w:r>
+    </w:p>
+    <w:p>
+      <w:r>
+        <w:t>print(f"Grade: {student.getGrade()}")</w:t>
+      </w:r>
+    </w:p>
+    <w:p/>
+    <w:p>
+      <w:r>
+        <w:t>student.setMarks(25)</w:t>
+      </w:r>
+    </w:p>
+    <w:p>
+      <w:r>
+        <w:t>print(f"Grade: {student.getGrade()}")</w:t>
+      </w:r>
+    </w:p>
+    <w:p/>
+    <w:p>
+      <w:r>
+        <w:t>student.setMarks(150)</w:t>
+      </w:r>
+    </w:p>
+    <w:p>
+      <w:pPr>
+        <w:rPr>
+          <w:lang w:val="en-US"/>
+        </w:rPr>
+      </w:pPr>
+      <w:r>
+        <w:rPr>
+          <w:lang w:val="en-US"/>
+        </w:rPr>
+        <w:t>\</w:t>
+      </w:r>
+      <w:r>
+        <w:rPr>
+          <w:noProof/>
+          <w:lang w:val="en-US"/>
+        </w:rPr>
+        <w:drawing>
+          <wp:inline distT="0" distB="0" distL="0" distR="0" wp14:anchorId="44569873" wp14:editId="49234C31">
+            <wp:extent cx="4048690" cy="2305372"/>
+            <wp:effectExtent l="0" t="0" r="9525" b="0"/>
+            <wp:docPr id="2" name="Picture 2"/>
+            <wp:cNvGraphicFramePr>
+              <a:graphicFrameLocks xmlns:a="http://schemas.openxmlformats.org/drawingml/2006/main" noChangeAspect="1"/>
+            </wp:cNvGraphicFramePr>
+            <a:graphic xmlns:a="http://schemas.openxmlformats.org/drawingml/2006/main">
+              <a:graphicData uri="http://schemas.openxmlformats.org/drawingml/2006/picture">
+                <pic:pic xmlns:pic="http://schemas.openxmlformats.org/drawingml/2006/picture">
+                  <pic:nvPicPr>
+                    <pic:cNvPr id="1" name=""/>
+                    <pic:cNvPicPr/>
+                  </pic:nvPicPr>
+                  <pic:blipFill>
+                    <a:blip r:embed="rId6"/>
+                    <a:stretch>
+                      <a:fillRect/>
+                    </a:stretch>
+                  </pic:blipFill>
+                  <pic:spPr>
+                    <a:xfrm>
+                      <a:off x="0" y="0"/>
+                      <a:ext cx="4048690" cy="2305372"/>
+                    </a:xfrm>
+                    <a:prstGeom prst="rect">
+                      <a:avLst/>
+                    </a:prstGeom>
+                  </pic:spPr>
+                </pic:pic>
+              </a:graphicData>
+            </a:graphic>
+          </wp:inline>
+        </w:drawing>
+      </w:r>
+    </w:p>
+    <w:p>
+      <w:r>
+        <w:t>M</w:t>
+      </w:r>
+      <w:r>
+        <w:t>arks should be kept private</w:t>
+      </w:r>
+      <w:r>
+        <w:t xml:space="preserve"> because p</w:t>
+      </w:r>
+      <w:r>
+        <w:t>revents direct modification with invalid values</w:t>
+      </w:r>
+      <w:r>
+        <w:t>.</w:t>
+      </w:r>
+    </w:p>
+    <w:p>
+      <w:pPr>
+        <w:rPr>
+          <w:b/>
+          <w:bCs/>
+        </w:rPr>
+      </w:pPr>
+      <w:r>
+        <w:rPr>
+          <w:b/>
+          <w:bCs/>
+        </w:rPr>
+        <w:t>3. Payment System</w:t>
+      </w:r>
+    </w:p>
+    <w:p>
+      <w:r>
+        <w:t>from abc import ABC, abstractmethod</w:t>
+      </w:r>
+    </w:p>
+    <w:p/>
+    <w:p>
+      <w:r>
+        <w:t>class Payment(ABC):</w:t>
+      </w:r>
+    </w:p>
+    <w:p>
+      <w:r>
+        <w:t>    @abstractmethod</w:t>
+      </w:r>
+    </w:p>
+    <w:p>
+      <w:r>
+        <w:t>    def pay(self, amount):</w:t>
+      </w:r>
+    </w:p>
+    <w:p>
+      <w:r>
+        <w:t>        pass</w:t>
+      </w:r>
+    </w:p>
+    <w:p/>
+    <w:p>
+      <w:r>
+        <w:t>class CreditCardPayment(Payment):</w:t>
+      </w:r>
+    </w:p>
+    <w:p>
+      <w:r>
+        <w:t>    def pay(self, amount):</w:t>
+      </w:r>
+    </w:p>
+    <w:p>
+      <w:r>
+        <w:t>        print(f"Processing credit card payment of {amount}")</w:t>
+      </w:r>
+    </w:p>
+    <w:p>
+      <w:r>
+        <w:t>        print("Validating card details...")</w:t>
+      </w:r>
+    </w:p>
+    <w:p>
+      <w:r>
+        <w:t>        print("Connecting to payment gateway...")</w:t>
+      </w:r>
+    </w:p>
+    <w:p>
+      <w:r>
+        <w:t>        print(f"Payment of {amount} successful via Credit Card")</w:t>
+      </w:r>
+    </w:p>
+    <w:p>
+      <w:r>
+        <w:t>        print("Transaction ID: CC" + str(hash(amount))[:8])</w:t>
+      </w:r>
+    </w:p>
+    <w:p/>
+    <w:p>
+      <w:r>
+        <w:lastRenderedPageBreak/>
+        <w:t>class UPIPayment(Payment):</w:t>
+      </w:r>
+    </w:p>
+    <w:p>
+      <w:r>
+        <w:t>    def pay(self, amount):</w:t>
+      </w:r>
+    </w:p>
+    <w:p>
+      <w:r>
+        <w:t>        print(f"Processing UPI payment of {amount}")</w:t>
+      </w:r>
+    </w:p>
+    <w:p>
+      <w:r>
+        <w:t>        print(f"Payment of {amount} successful via UPI")</w:t>
+      </w:r>
+    </w:p>
+    <w:p>
+      <w:r>
+        <w:t>        print("Transaction ID: UPI" + str(hash(amount))[:8])</w:t>
+      </w:r>
+    </w:p>
+    <w:p/>
+    <w:p>
+      <w:r>
+        <w:t>print("Select Payment Method:")</w:t>
+      </w:r>
+    </w:p>
+    <w:p>
+      <w:r>
+        <w:t>print("1. Credit Card")</w:t>
+      </w:r>
+    </w:p>
+    <w:p>
+      <w:r>
+        <w:t>print("2. UPI")</w:t>
+      </w:r>
+    </w:p>
+    <w:p/>
+    <w:p>
+      <w:r>
+        <w:t>choice = int(input("Enter your choice (1 or 2): "))</w:t>
+      </w:r>
+    </w:p>
+    <w:p>
+      <w:r>
+        <w:t>amount = float(input("Enter amount to pay: "))</w:t>
+      </w:r>
+    </w:p>
+    <w:p/>
+    <w:p>
+      <w:r>
+        <w:t>if choice == 1:</w:t>
+      </w:r>
+    </w:p>
+    <w:p>
+      <w:r>
+        <w:t>    payment = CreditCardPayment()</w:t>
+      </w:r>
+    </w:p>
+    <w:p>
+      <w:r>
+        <w:t>else:</w:t>
+      </w:r>
+    </w:p>
+    <w:p>
+      <w:r>
+        <w:t>    payment = UPIPayment()</w:t>
+      </w:r>
+    </w:p>
+    <w:p/>
+    <w:p>
+      <w:r>
+        <w:t>payment.pay(amount)</w:t>
+      </w:r>
+    </w:p>
+    <w:p>
+      <w:pPr>
+        <w:rPr>
+          <w:lang w:val="en-US"/>
+        </w:rPr>
+      </w:pPr>
+      <w:r>
+        <w:rPr>
+          <w:noProof/>
+          <w:lang w:val="en-US"/>
+        </w:rPr>
+        <w:drawing>
+          <wp:inline distT="0" distB="0" distL="0" distR="0" wp14:anchorId="0D8E04CF" wp14:editId="1C5B35BE">
+            <wp:extent cx="4163006" cy="2819794"/>
+            <wp:effectExtent l="0" t="0" r="0" b="0"/>
+            <wp:docPr id="3" name="Picture 3"/>
+            <wp:cNvGraphicFramePr>
+              <a:graphicFrameLocks xmlns:a="http://schemas.openxmlformats.org/drawingml/2006/main" noChangeAspect="1"/>
+            </wp:cNvGraphicFramePr>
+            <a:graphic xmlns:a="http://schemas.openxmlformats.org/drawingml/2006/main">
+              <a:graphicData uri="http://schemas.openxmlformats.org/drawingml/2006/picture">
+                <pic:pic xmlns:pic="http://schemas.openxmlformats.org/drawingml/2006/picture">
+                  <pic:nvPicPr>
+                    <pic:cNvPr id="1" name=""/>
+                    <pic:cNvPicPr/>
+                  </pic:nvPicPr>
+                  <pic:blipFill>
+                    <a:blip r:embed="rId7"/>
+                    <a:stretch>
+                      <a:fillRect/>
+                    </a:stretch>
+                  </pic:blipFill>
+                  <pic:spPr>
+                    <a:xfrm>
+                      <a:off x="0" y="0"/>
+                      <a:ext cx="4163006" cy="2819794"/>
+                    </a:xfrm>
+                    <a:prstGeom prst="rect">
+                      <a:avLst/>
+                    </a:prstGeom>
+                  </pic:spPr>
+                </pic:pic>
+              </a:graphicData>
+            </a:graphic>
+          </wp:inline>
+        </w:drawing>
+      </w:r>
+    </w:p>
+    <w:p>
+      <w:pPr>
+        <w:tabs>
+          <w:tab w:val="left" w:pos="9489"/>
+        </w:tabs>
+      </w:pPr>
+      <w:r>
+        <w:t>Abstraction Explanation</w:t>
+      </w:r>
+      <w:r>
+        <w:rPr>
+          <w:b/>
+          <w:bCs/>
+        </w:rPr>
+        <w:t xml:space="preserve"> </w:t>
+      </w:r>
+      <w:r>
+        <w:t>p</w:t>
+      </w:r>
+      <w:r>
+        <w:t>ayment</w:t>
+      </w:r>
+      <w:r>
+        <w:t xml:space="preserve"> d</w:t>
+      </w:r>
+      <w:r>
+        <w:t>efines the contract (pay method) without implementation</w:t>
+      </w:r>
+      <w:r>
+        <w:t>.</w:t>
+      </w:r>
+      <w:r>
+        <w:tab/>
+      </w:r>
+    </w:p>
+    <w:p>
+      <w:pPr>
+        <w:tabs>
+          <w:tab w:val="left" w:pos="9489"/>
+        </w:tabs>
+      </w:pPr>
+    </w:p>
+    <w:p>
+      <w:r>
+        <w:br w:type="page"/>
+      </w:r>
+    </w:p>
+    <w:p>
+      <w:pPr>
+        <w:tabs>
+          <w:tab w:val="left" w:pos="9489"/>
+        </w:tabs>
+        <w:rPr>
+          <w:b/>
+          <w:bCs/>
+        </w:rPr>
+      </w:pPr>
+      <w:r>
+        <w:rPr>
+          <w:b/>
+          <w:bCs/>
+        </w:rPr>
+        <w:lastRenderedPageBreak/>
+        <w:t xml:space="preserve">4. </w:t>
+      </w:r>
+      <w:r>
+        <w:rPr>
+          <w:b/>
+          <w:bCs/>
+        </w:rPr>
+        <w:t>Shape Area Calculator</w:t>
+      </w:r>
+    </w:p>
+    <w:p>
+      <w:pPr>
+        <w:tabs>
+          <w:tab w:val="left" w:pos="9489"/>
+        </w:tabs>
+      </w:pPr>
+      <w:r>
+        <w:t>from abc import ABC, abstractmethod</w:t>
+      </w:r>
+    </w:p>
+    <w:p>
+      <w:pPr>
+        <w:tabs>
+          <w:tab w:val="left" w:pos="9489"/>
+        </w:tabs>
+      </w:pPr>
+      <w:r>
+        <w:t>import math</w:t>
+      </w:r>
+    </w:p>
+    <w:p>
+      <w:pPr>
+        <w:tabs>
+          <w:tab w:val="left" w:pos="9489"/>
+        </w:tabs>
+      </w:pPr>
+    </w:p>
+    <w:p>
+      <w:pPr>
+        <w:tabs>
+          <w:tab w:val="left" w:pos="9489"/>
+        </w:tabs>
+      </w:pPr>
+      <w:r>
+        <w:t>class Shape(ABC):</w:t>
+      </w:r>
+    </w:p>
+    <w:p>
+      <w:pPr>
+        <w:tabs>
+          <w:tab w:val="left" w:pos="9489"/>
+        </w:tabs>
+      </w:pPr>
+      <w:r>
+        <w:t>    @abstractmethod</w:t>
+      </w:r>
+    </w:p>
+    <w:p>
+      <w:pPr>
+        <w:tabs>
+          <w:tab w:val="left" w:pos="9489"/>
+        </w:tabs>
+      </w:pPr>
+      <w:r>
+        <w:t>    def area(self):</w:t>
+      </w:r>
+    </w:p>
+    <w:p>
+      <w:pPr>
+        <w:tabs>
+          <w:tab w:val="left" w:pos="9489"/>
+        </w:tabs>
+      </w:pPr>
+      <w:r>
+        <w:t>        pass</w:t>
+      </w:r>
+    </w:p>
+    <w:p>
+      <w:pPr>
+        <w:tabs>
+          <w:tab w:val="left" w:pos="9489"/>
+        </w:tabs>
+      </w:pPr>
+    </w:p>
+    <w:p>
+      <w:pPr>
+        <w:tabs>
+          <w:tab w:val="left" w:pos="9489"/>
+        </w:tabs>
+      </w:pPr>
+      <w:r>
+        <w:t>class Circle(Shape):</w:t>
+      </w:r>
+    </w:p>
+    <w:p>
+      <w:pPr>
+        <w:tabs>
+          <w:tab w:val="left" w:pos="9489"/>
+        </w:tabs>
+      </w:pPr>
+      <w:r>
+        <w:t>    def __init__(self, radius):</w:t>
+      </w:r>
+    </w:p>
+    <w:p>
+      <w:pPr>
+        <w:tabs>
+          <w:tab w:val="left" w:pos="9489"/>
+        </w:tabs>
+      </w:pPr>
+      <w:r>
+        <w:t>        self.radius = radius</w:t>
+      </w:r>
+    </w:p>
+    <w:p>
+      <w:pPr>
+        <w:tabs>
+          <w:tab w:val="left" w:pos="9489"/>
+        </w:tabs>
+      </w:pPr>
+      <w:r>
+        <w:t xml:space="preserve">    </w:t>
+      </w:r>
+    </w:p>
+    <w:p>
+      <w:pPr>
+        <w:tabs>
+          <w:tab w:val="left" w:pos="9489"/>
+        </w:tabs>
+      </w:pPr>
+      <w:r>
+        <w:t>    def area(self):</w:t>
+      </w:r>
+    </w:p>
+    <w:p>
+      <w:pPr>
+        <w:tabs>
+          <w:tab w:val="left" w:pos="9489"/>
+        </w:tabs>
+      </w:pPr>
+      <w:r>
+        <w:t>        return math.pi * self.radius ** 2</w:t>
+      </w:r>
+    </w:p>
+    <w:p>
+      <w:pPr>
+        <w:tabs>
+          <w:tab w:val="left" w:pos="9489"/>
+        </w:tabs>
+      </w:pPr>
+    </w:p>
+    <w:p>
+      <w:pPr>
+        <w:tabs>
+          <w:tab w:val="left" w:pos="9489"/>
+        </w:tabs>
+      </w:pPr>
+      <w:r>
+        <w:t>class Rectangle(Shape):</w:t>
+      </w:r>
+    </w:p>
+    <w:p>
+      <w:pPr>
+        <w:tabs>
+          <w:tab w:val="left" w:pos="9489"/>
+        </w:tabs>
+      </w:pPr>
+      <w:r>
+        <w:t>    def __init__(self, length, breadth):</w:t>
+      </w:r>
+    </w:p>
+    <w:p>
+      <w:pPr>
+        <w:tabs>
+          <w:tab w:val="left" w:pos="9489"/>
+        </w:tabs>
+      </w:pPr>
+      <w:r>
+        <w:t>        self.length = length</w:t>
+      </w:r>
+    </w:p>
+    <w:p>
+      <w:pPr>
+        <w:tabs>
+          <w:tab w:val="left" w:pos="9489"/>
+        </w:tabs>
+      </w:pPr>
+      <w:r>
+        <w:t>        self.breadth = breadth</w:t>
+      </w:r>
+    </w:p>
+    <w:p>
+      <w:pPr>
+        <w:tabs>
+          <w:tab w:val="left" w:pos="9489"/>
+        </w:tabs>
+      </w:pPr>
+      <w:r>
+        <w:t xml:space="preserve">    </w:t>
+      </w:r>
+    </w:p>
+    <w:p>
+      <w:pPr>
+        <w:tabs>
+          <w:tab w:val="left" w:pos="9489"/>
+        </w:tabs>
+      </w:pPr>
+      <w:r>
+        <w:t>    def area(self):</w:t>
+      </w:r>
+    </w:p>
+    <w:p>
+      <w:pPr>
+        <w:tabs>
+          <w:tab w:val="left" w:pos="9489"/>
+        </w:tabs>
+      </w:pPr>
+      <w:r>
+        <w:t>        return self.length * self.breadth</w:t>
+      </w:r>
+    </w:p>
+    <w:p>
+      <w:pPr>
+        <w:tabs>
+          <w:tab w:val="left" w:pos="9489"/>
+        </w:tabs>
+      </w:pPr>
+    </w:p>
+    <w:p>
+      <w:pPr>
+        <w:tabs>
+          <w:tab w:val="left" w:pos="9489"/>
+        </w:tabs>
+      </w:pPr>
+      <w:r>
+        <w:t>print("Choose shape:")</w:t>
+      </w:r>
+    </w:p>
+    <w:p>
+      <w:pPr>
+        <w:tabs>
+          <w:tab w:val="left" w:pos="9489"/>
+        </w:tabs>
+      </w:pPr>
+      <w:r>
+        <w:t>print("1. Circle")</w:t>
+      </w:r>
+    </w:p>
+    <w:p>
+      <w:pPr>
+        <w:tabs>
+          <w:tab w:val="left" w:pos="9489"/>
+        </w:tabs>
+      </w:pPr>
+      <w:r>
+        <w:t>print("2. Rectangle")</w:t>
+      </w:r>
+    </w:p>
+    <w:p>
+      <w:pPr>
+        <w:tabs>
+          <w:tab w:val="left" w:pos="9489"/>
+        </w:tabs>
+      </w:pPr>
+    </w:p>
+    <w:p>
+      <w:pPr>
+        <w:tabs>
+          <w:tab w:val="left" w:pos="9489"/>
+        </w:tabs>
+      </w:pPr>
+      <w:r>
+        <w:t>choice = int(input("Enter your choice (1 or 2): "))</w:t>
+      </w:r>
+    </w:p>
+    <w:p>
+      <w:pPr>
+        <w:tabs>
+          <w:tab w:val="left" w:pos="9489"/>
+        </w:tabs>
+      </w:pPr>
+    </w:p>
+    <w:p>
+      <w:pPr>
+        <w:tabs>
+          <w:tab w:val="left" w:pos="9489"/>
+        </w:tabs>
+      </w:pPr>
+      <w:r>
+        <w:t>if choice == 1:</w:t>
+      </w:r>
+    </w:p>
+    <w:p>
+      <w:pPr>
+        <w:tabs>
+          <w:tab w:val="left" w:pos="9489"/>
+        </w:tabs>
+      </w:pPr>
+      <w:r>
+        <w:t>    radius = float(input("Enter radius: "))</w:t>
+      </w:r>
+    </w:p>
+    <w:p>
+      <w:pPr>
+        <w:tabs>
+          <w:tab w:val="left" w:pos="9489"/>
+        </w:tabs>
+      </w:pPr>
+      <w:r>
+        <w:t>    shape = Circle(radius)</w:t>
+      </w:r>
+    </w:p>
+    <w:p>
+      <w:pPr>
+        <w:tabs>
+          <w:tab w:val="left" w:pos="9489"/>
+        </w:tabs>
+      </w:pPr>
+      <w:r>
+        <w:t>    print(f"Area of circle: {shape.area():.2f}")</w:t>
+      </w:r>
+    </w:p>
+    <w:p>
+      <w:pPr>
+        <w:tabs>
+          <w:tab w:val="left" w:pos="9489"/>
+        </w:tabs>
+      </w:pPr>
+      <w:r>
+        <w:lastRenderedPageBreak/>
+        <w:t>else:</w:t>
+      </w:r>
+    </w:p>
+    <w:p>
+      <w:pPr>
+        <w:tabs>
+          <w:tab w:val="left" w:pos="9489"/>
+        </w:tabs>
+      </w:pPr>
+      <w:r>
+        <w:t>    length = float(input("Enter length: "))</w:t>
+      </w:r>
+    </w:p>
+    <w:p>
+      <w:pPr>
+        <w:tabs>
+          <w:tab w:val="left" w:pos="9489"/>
+        </w:tabs>
+      </w:pPr>
+      <w:r>
+        <w:t>    breadth = float(input("Enter breadth: "))</w:t>
+      </w:r>
+    </w:p>
+    <w:p>
+      <w:pPr>
+        <w:tabs>
+          <w:tab w:val="left" w:pos="9489"/>
+        </w:tabs>
+      </w:pPr>
+      <w:r>
+        <w:t>    shape = Rectangle(length, breadth)</w:t>
+      </w:r>
+    </w:p>
+    <w:p>
+      <w:pPr>
+        <w:tabs>
+          <w:tab w:val="left" w:pos="9489"/>
+        </w:tabs>
+      </w:pPr>
+      <w:r>
+        <w:t>    print(f"Area of rectangle: {shape.area():.2f}")</w:t>
+      </w:r>
+    </w:p>
+    <w:p>
+      <w:pPr>
+        <w:tabs>
+          <w:tab w:val="left" w:pos="9489"/>
+        </w:tabs>
+      </w:pPr>
+      <w:r>
+        <w:drawing>
+          <wp:inline distT="0" distB="0" distL="0" distR="0" wp14:anchorId="54047DA3" wp14:editId="4B54C02A">
+            <wp:extent cx="5973009" cy="3839111"/>
+            <wp:effectExtent l="0" t="0" r="8890" b="9525"/>
+            <wp:docPr id="4" name="Picture 4"/>
+            <wp:cNvGraphicFramePr>
+              <a:graphicFrameLocks xmlns:a="http://schemas.openxmlformats.org/drawingml/2006/main" noChangeAspect="1"/>
+            </wp:cNvGraphicFramePr>
+            <a:graphic xmlns:a="http://schemas.openxmlformats.org/drawingml/2006/main">
+              <a:graphicData uri="http://schemas.openxmlformats.org/drawingml/2006/picture">
+                <pic:pic xmlns:pic="http://schemas.openxmlformats.org/drawingml/2006/picture">
+                  <pic:nvPicPr>
+                    <pic:cNvPr id="1" name=""/>
+                    <pic:cNvPicPr/>
+                  </pic:nvPicPr>
+                  <pic:blipFill>
+                    <a:blip r:embed="rId8"/>
+                    <a:stretch>
+                      <a:fillRect/>
+                    </a:stretch>
+                  </pic:blipFill>
+                  <pic:spPr>
+                    <a:xfrm>
+                      <a:off x="0" y="0"/>
+                      <a:ext cx="5973009" cy="3839111"/>
+                    </a:xfrm>
+                    <a:prstGeom prst="rect">
+                      <a:avLst/>
+                    </a:prstGeom>
+                  </pic:spPr>
+                </pic:pic>
+              </a:graphicData>
+            </a:graphic>
+          </wp:inline>
+        </w:drawing>
+      </w:r>
+    </w:p>
+    <w:p>
+      <w:pPr>
+        <w:tabs>
+          <w:tab w:val="left" w:pos="9489"/>
+        </w:tabs>
+      </w:pPr>
+      <w:r>
+        <w:t xml:space="preserve">Shape is </w:t>
+      </w:r>
+      <w:r>
+        <w:t>a</w:t>
+      </w:r>
+      <w:r>
+        <w:t>bstract</w:t>
+      </w:r>
+      <w:r>
+        <w:t xml:space="preserve"> because s</w:t>
+      </w:r>
+      <w:r>
+        <w:t>hape is a concept, not a concrete object</w:t>
+      </w:r>
+      <w:r>
+        <w:t>. It e</w:t>
+      </w:r>
+      <w:r>
+        <w:t>nsures all shapes implement area() method</w:t>
+      </w:r>
+      <w:r>
+        <w:t xml:space="preserve">. </w:t>
+      </w:r>
+      <w:r>
+        <w:t>Forces subclasses to provide specific implementations</w:t>
+      </w:r>
+      <w:r>
+        <w:t>.</w:t>
+      </w:r>
+    </w:p>
+    <w:p>
+      <w:pPr>
+        <w:tabs>
+          <w:tab w:val="left" w:pos="9489"/>
+        </w:tabs>
+        <w:rPr>
+          <w:b/>
+          <w:bCs/>
+        </w:rPr>
+      </w:pPr>
+      <w:r>
+        <w:rPr>
+          <w:b/>
+          <w:bCs/>
+        </w:rPr>
+        <w:t>5. Employee Hierarchy</w:t>
+      </w:r>
+    </w:p>
+    <w:p>
+      <w:pPr>
+        <w:tabs>
+          <w:tab w:val="left" w:pos="9489"/>
+        </w:tabs>
+      </w:pPr>
+      <w:r>
+        <w:t>class Employee:</w:t>
+      </w:r>
+    </w:p>
+    <w:p>
+      <w:pPr>
+        <w:tabs>
+          <w:tab w:val="left" w:pos="9489"/>
+        </w:tabs>
+      </w:pPr>
+      <w:r>
+        <w:t>    def __init__(self, id, name):</w:t>
+      </w:r>
+    </w:p>
+    <w:p>
+      <w:pPr>
+        <w:tabs>
+          <w:tab w:val="left" w:pos="9489"/>
+        </w:tabs>
+      </w:pPr>
+      <w:r>
+        <w:t>        self.id = id</w:t>
+      </w:r>
+    </w:p>
+    <w:p>
+      <w:pPr>
+        <w:tabs>
+          <w:tab w:val="left" w:pos="9489"/>
+        </w:tabs>
+      </w:pPr>
+      <w:r>
+        <w:t>        self.name = name</w:t>
+      </w:r>
+    </w:p>
+    <w:p>
+      <w:pPr>
+        <w:tabs>
+          <w:tab w:val="left" w:pos="9489"/>
+        </w:tabs>
+      </w:pPr>
+      <w:r>
+        <w:t xml:space="preserve">    </w:t>
+      </w:r>
+    </w:p>
+    <w:p>
+      <w:pPr>
+        <w:tabs>
+          <w:tab w:val="left" w:pos="9489"/>
+        </w:tabs>
+      </w:pPr>
+      <w:r>
+        <w:t>    def display(self):</w:t>
+      </w:r>
+    </w:p>
+    <w:p>
+      <w:pPr>
+        <w:tabs>
+          <w:tab w:val="left" w:pos="9489"/>
+        </w:tabs>
+      </w:pPr>
+      <w:r>
+        <w:t>        print(f"ID: {self.id}, Name: {self.name}")</w:t>
+      </w:r>
+    </w:p>
+    <w:p>
+      <w:pPr>
+        <w:tabs>
+          <w:tab w:val="left" w:pos="9489"/>
+        </w:tabs>
+      </w:pPr>
+    </w:p>
+    <w:p>
+      <w:pPr>
+        <w:tabs>
+          <w:tab w:val="left" w:pos="9489"/>
+        </w:tabs>
+      </w:pPr>
+      <w:r>
+        <w:t>class Manager(Employee):</w:t>
+      </w:r>
+    </w:p>
+    <w:p>
+      <w:pPr>
+        <w:tabs>
+          <w:tab w:val="left" w:pos="9489"/>
+        </w:tabs>
+      </w:pPr>
+      <w:r>
+        <w:t>    def __init__(self, id, name, bonus):</w:t>
+      </w:r>
+    </w:p>
+    <w:p>
+      <w:pPr>
+        <w:tabs>
+          <w:tab w:val="left" w:pos="9489"/>
+        </w:tabs>
+      </w:pPr>
+      <w:r>
+        <w:t>        super().__init__(id, name)</w:t>
+      </w:r>
+    </w:p>
+    <w:p>
+      <w:pPr>
+        <w:tabs>
+          <w:tab w:val="left" w:pos="9489"/>
+        </w:tabs>
+      </w:pPr>
+      <w:r>
+        <w:t>        self.bonus = bonus</w:t>
+      </w:r>
+    </w:p>
+    <w:p>
+      <w:pPr>
+        <w:tabs>
+          <w:tab w:val="left" w:pos="9489"/>
+        </w:tabs>
+      </w:pPr>
+      <w:r>
+        <w:t xml:space="preserve">    </w:t>
+      </w:r>
+    </w:p>
+    <w:p>
+      <w:pPr>
+        <w:tabs>
+          <w:tab w:val="left" w:pos="9489"/>
+        </w:tabs>
+      </w:pPr>
+      <w:r>
+        <w:lastRenderedPageBreak/>
+        <w:t>    def display(self):</w:t>
+      </w:r>
+    </w:p>
+    <w:p>
+      <w:pPr>
+        <w:tabs>
+          <w:tab w:val="left" w:pos="9489"/>
+        </w:tabs>
+      </w:pPr>
+      <w:r>
+        <w:t>        super().display()</w:t>
+      </w:r>
+    </w:p>
+    <w:p>
+      <w:pPr>
+        <w:tabs>
+          <w:tab w:val="left" w:pos="9489"/>
+        </w:tabs>
+      </w:pPr>
+      <w:r>
+        <w:t>        print(f"Bonus:{self.bonus}")</w:t>
+      </w:r>
+    </w:p>
+    <w:p>
+      <w:pPr>
+        <w:tabs>
+          <w:tab w:val="left" w:pos="9489"/>
+        </w:tabs>
+      </w:pPr>
+    </w:p>
+    <w:p>
+      <w:pPr>
+        <w:tabs>
+          <w:tab w:val="left" w:pos="9489"/>
+        </w:tabs>
+      </w:pPr>
+      <w:r>
+        <w:t>class Developer(Employee):</w:t>
+      </w:r>
+    </w:p>
+    <w:p>
+      <w:pPr>
+        <w:tabs>
+          <w:tab w:val="left" w:pos="9489"/>
+        </w:tabs>
+      </w:pPr>
+      <w:r>
+        <w:t>    def __init__(self, id, name, programming_language):</w:t>
+      </w:r>
+    </w:p>
+    <w:p>
+      <w:pPr>
+        <w:tabs>
+          <w:tab w:val="left" w:pos="9489"/>
+        </w:tabs>
+      </w:pPr>
+      <w:r>
+        <w:t>        super().__init__(id, name)</w:t>
+      </w:r>
+    </w:p>
+    <w:p>
+      <w:pPr>
+        <w:tabs>
+          <w:tab w:val="left" w:pos="9489"/>
+        </w:tabs>
+      </w:pPr>
+      <w:r>
+        <w:t>        self.programming_language = programming_language</w:t>
+      </w:r>
+    </w:p>
+    <w:p>
+      <w:pPr>
+        <w:tabs>
+          <w:tab w:val="left" w:pos="9489"/>
+        </w:tabs>
+      </w:pPr>
+      <w:r>
+        <w:t xml:space="preserve">    </w:t>
+      </w:r>
+    </w:p>
+    <w:p>
+      <w:pPr>
+        <w:tabs>
+          <w:tab w:val="left" w:pos="9489"/>
+        </w:tabs>
+      </w:pPr>
+      <w:r>
+        <w:t>    def display(self):</w:t>
+      </w:r>
+    </w:p>
+    <w:p>
+      <w:pPr>
+        <w:tabs>
+          <w:tab w:val="left" w:pos="9489"/>
+        </w:tabs>
+      </w:pPr>
+      <w:r>
+        <w:t>        super().display()</w:t>
+      </w:r>
+    </w:p>
+    <w:p>
+      <w:pPr>
+        <w:tabs>
+          <w:tab w:val="left" w:pos="9489"/>
+        </w:tabs>
+      </w:pPr>
+      <w:r>
+        <w:t>        print(f"Programming Language: {self.programming_language}")</w:t>
+      </w:r>
+    </w:p>
+    <w:p>
+      <w:pPr>
+        <w:tabs>
+          <w:tab w:val="left" w:pos="9489"/>
+        </w:tabs>
+      </w:pPr>
+    </w:p>
+    <w:p>
+      <w:pPr>
+        <w:tabs>
+          <w:tab w:val="left" w:pos="9489"/>
+        </w:tabs>
+      </w:pPr>
+      <w:r>
+        <w:t>manager = Manager(101, "A", 5000)</w:t>
+      </w:r>
+    </w:p>
+    <w:p>
+      <w:pPr>
+        <w:tabs>
+          <w:tab w:val="left" w:pos="9489"/>
+        </w:tabs>
+      </w:pPr>
+      <w:r>
+        <w:t>developer = Developer(102, "B", "Python")</w:t>
+      </w:r>
+    </w:p>
+    <w:p>
+      <w:pPr>
+        <w:tabs>
+          <w:tab w:val="left" w:pos="9489"/>
+        </w:tabs>
+      </w:pPr>
+    </w:p>
+    <w:p>
+      <w:pPr>
+        <w:tabs>
+          <w:tab w:val="left" w:pos="9489"/>
+        </w:tabs>
+      </w:pPr>
+      <w:r>
+        <w:t>manager.display()</w:t>
+      </w:r>
+    </w:p>
+    <w:p>
+      <w:pPr>
+        <w:tabs>
+          <w:tab w:val="left" w:pos="9489"/>
+        </w:tabs>
+      </w:pPr>
+      <w:r>
+        <w:t>developer.display()</w:t>
+      </w:r>
+    </w:p>
+    <w:p>
+      <w:pPr>
+        <w:tabs>
+          <w:tab w:val="left" w:pos="9489"/>
+        </w:tabs>
+      </w:pPr>
+      <w:r>
+        <w:drawing>
+          <wp:inline distT="0" distB="0" distL="0" distR="0" wp14:anchorId="2B847905" wp14:editId="14236E70">
+            <wp:extent cx="5591955" cy="1562318"/>
+            <wp:effectExtent l="0" t="0" r="8890" b="0"/>
+            <wp:docPr id="5" name="Picture 5"/>
+            <wp:cNvGraphicFramePr>
+              <a:graphicFrameLocks xmlns:a="http://schemas.openxmlformats.org/drawingml/2006/main" noChangeAspect="1"/>
+            </wp:cNvGraphicFramePr>
+            <a:graphic xmlns:a="http://schemas.openxmlformats.org/drawingml/2006/main">
+              <a:graphicData uri="http://schemas.openxmlformats.org/drawingml/2006/picture">
+                <pic:pic xmlns:pic="http://schemas.openxmlformats.org/drawingml/2006/picture">
+                  <pic:nvPicPr>
+                    <pic:cNvPr id="1" name=""/>
+                    <pic:cNvPicPr/>
+                  </pic:nvPicPr>
+                  <pic:blipFill>
+                    <a:blip r:embed="rId9"/>
+                    <a:stretch>
+                      <a:fillRect/>
+                    </a:stretch>
+                  </pic:blipFill>
+                  <pic:spPr>
+                    <a:xfrm>
+                      <a:off x="0" y="0"/>
+                      <a:ext cx="5591955" cy="1562318"/>
+                    </a:xfrm>
+                    <a:prstGeom prst="rect">
+                      <a:avLst/>
+                    </a:prstGeom>
+                  </pic:spPr>
+                </pic:pic>
+              </a:graphicData>
+            </a:graphic>
+          </wp:inline>
+        </w:drawing>
+      </w:r>
+    </w:p>
+    <w:p>
+      <w:pPr>
+        <w:tabs>
+          <w:tab w:val="left" w:pos="9489"/>
+        </w:tabs>
+        <w:rPr>
+          <w:b/>
+          <w:bCs/>
+        </w:rPr>
+      </w:pPr>
+      <w:r>
+        <w:rPr>
+          <w:b/>
+          <w:bCs/>
+        </w:rPr>
+        <w:t>6. Vehicle System</w:t>
+      </w:r>
+    </w:p>
+    <w:p>
+      <w:pPr>
+        <w:tabs>
+          <w:tab w:val="left" w:pos="9489"/>
+        </w:tabs>
+      </w:pPr>
+      <w:r>
+        <w:t>class Vehicle:</w:t>
+      </w:r>
+    </w:p>
+    <w:p>
+      <w:pPr>
+        <w:tabs>
+          <w:tab w:val="left" w:pos="9489"/>
+        </w:tabs>
+      </w:pPr>
+      <w:r>
+        <w:t>    def __init__(self, speed, fuel_type):</w:t>
+      </w:r>
+    </w:p>
+    <w:p>
+      <w:pPr>
+        <w:tabs>
+          <w:tab w:val="left" w:pos="9489"/>
+        </w:tabs>
+      </w:pPr>
+      <w:r>
+        <w:t>        self.speed = speed</w:t>
+      </w:r>
+    </w:p>
+    <w:p>
+      <w:pPr>
+        <w:tabs>
+          <w:tab w:val="left" w:pos="9489"/>
+        </w:tabs>
+      </w:pPr>
+      <w:r>
+        <w:t>        self.fuel_type = fuel_type</w:t>
+      </w:r>
+    </w:p>
+    <w:p>
+      <w:pPr>
+        <w:tabs>
+          <w:tab w:val="left" w:pos="9489"/>
+        </w:tabs>
+      </w:pPr>
+      <w:r>
+        <w:t xml:space="preserve">    </w:t>
+      </w:r>
+    </w:p>
+    <w:p>
+      <w:pPr>
+        <w:tabs>
+          <w:tab w:val="left" w:pos="9489"/>
+        </w:tabs>
+      </w:pPr>
+      <w:r>
+        <w:t>    def display(self):</w:t>
+      </w:r>
+    </w:p>
+    <w:p>
+      <w:pPr>
+        <w:tabs>
+          <w:tab w:val="left" w:pos="9489"/>
+        </w:tabs>
+      </w:pPr>
+      <w:r>
+        <w:t>        print(f"Speed: {self.speed} km/h, Fuel Type: {self.fuel_type}")</w:t>
+      </w:r>
+    </w:p>
+    <w:p>
+      <w:pPr>
+        <w:tabs>
+          <w:tab w:val="left" w:pos="9489"/>
+        </w:tabs>
+      </w:pPr>
+    </w:p>
+    <w:p>
+      <w:pPr>
+        <w:tabs>
+          <w:tab w:val="left" w:pos="9489"/>
+        </w:tabs>
+      </w:pPr>
+      <w:r>
+        <w:t>class Car(Vehicle):</w:t>
+      </w:r>
+    </w:p>
+    <w:p>
+      <w:pPr>
+        <w:tabs>
+          <w:tab w:val="left" w:pos="9489"/>
+        </w:tabs>
+      </w:pPr>
+      <w:r>
+        <w:lastRenderedPageBreak/>
+        <w:t>    def __init__(self, speed, fuel_type, car_type):</w:t>
+      </w:r>
+    </w:p>
+    <w:p>
+      <w:pPr>
+        <w:tabs>
+          <w:tab w:val="left" w:pos="9489"/>
+        </w:tabs>
+      </w:pPr>
+      <w:r>
+        <w:t>        super().__init__(speed, fuel_type)</w:t>
+      </w:r>
+    </w:p>
+    <w:p>
+      <w:pPr>
+        <w:tabs>
+          <w:tab w:val="left" w:pos="9489"/>
+        </w:tabs>
+      </w:pPr>
+      <w:r>
+        <w:t>        self.car_type = car_type</w:t>
+      </w:r>
+    </w:p>
+    <w:p>
+      <w:pPr>
+        <w:tabs>
+          <w:tab w:val="left" w:pos="9489"/>
+        </w:tabs>
+      </w:pPr>
+    </w:p>
+    <w:p>
+      <w:pPr>
+        <w:tabs>
+          <w:tab w:val="left" w:pos="9489"/>
+        </w:tabs>
+      </w:pPr>
+      <w:r>
+        <w:t>    def display(self):</w:t>
+      </w:r>
+    </w:p>
+    <w:p>
+      <w:pPr>
+        <w:tabs>
+          <w:tab w:val="left" w:pos="9489"/>
+        </w:tabs>
+      </w:pPr>
+      <w:r>
+        <w:t>        super().display()</w:t>
+      </w:r>
+    </w:p>
+    <w:p>
+      <w:pPr>
+        <w:tabs>
+          <w:tab w:val="left" w:pos="9489"/>
+        </w:tabs>
+      </w:pPr>
+      <w:r>
+        <w:t>        print(f"Car Type: {self.car_type}")</w:t>
+      </w:r>
+    </w:p>
+    <w:p>
+      <w:pPr>
+        <w:tabs>
+          <w:tab w:val="left" w:pos="9489"/>
+        </w:tabs>
+      </w:pPr>
+    </w:p>
+    <w:p>
+      <w:pPr>
+        <w:tabs>
+          <w:tab w:val="left" w:pos="9489"/>
+        </w:tabs>
+      </w:pPr>
+      <w:r>
+        <w:t>class Bike(Vehicle):</w:t>
+      </w:r>
+    </w:p>
+    <w:p>
+      <w:pPr>
+        <w:tabs>
+          <w:tab w:val="left" w:pos="9489"/>
+        </w:tabs>
+      </w:pPr>
+      <w:r>
+        <w:t>    def __init__(self, speed, fuel_type, color):</w:t>
+      </w:r>
+    </w:p>
+    <w:p>
+      <w:pPr>
+        <w:tabs>
+          <w:tab w:val="left" w:pos="9489"/>
+        </w:tabs>
+      </w:pPr>
+      <w:r>
+        <w:t>        super().__init__(speed, fuel_type)</w:t>
+      </w:r>
+    </w:p>
+    <w:p>
+      <w:pPr>
+        <w:tabs>
+          <w:tab w:val="left" w:pos="9489"/>
+        </w:tabs>
+      </w:pPr>
+      <w:r>
+        <w:t>        self.color = color</w:t>
+      </w:r>
+    </w:p>
+    <w:p>
+      <w:pPr>
+        <w:tabs>
+          <w:tab w:val="left" w:pos="9489"/>
+        </w:tabs>
+      </w:pPr>
+    </w:p>
+    <w:p>
+      <w:pPr>
+        <w:tabs>
+          <w:tab w:val="left" w:pos="9489"/>
+        </w:tabs>
+      </w:pPr>
+      <w:r>
+        <w:t>    def display(self):</w:t>
+      </w:r>
+    </w:p>
+    <w:p>
+      <w:pPr>
+        <w:tabs>
+          <w:tab w:val="left" w:pos="9489"/>
+        </w:tabs>
+      </w:pPr>
+      <w:r>
+        <w:t>        super().display()</w:t>
+      </w:r>
+    </w:p>
+    <w:p>
+      <w:pPr>
+        <w:tabs>
+          <w:tab w:val="left" w:pos="9489"/>
+        </w:tabs>
+      </w:pPr>
+      <w:r>
+        <w:t>        print(f"Color: {self.color}")</w:t>
+      </w:r>
+    </w:p>
+    <w:p>
+      <w:pPr>
+        <w:tabs>
+          <w:tab w:val="left" w:pos="9489"/>
+        </w:tabs>
+      </w:pPr>
+    </w:p>
+    <w:p>
+      <w:pPr>
+        <w:tabs>
+          <w:tab w:val="left" w:pos="9489"/>
+        </w:tabs>
+      </w:pPr>
+      <w:r>
+        <w:t>car = Car(180, "Petrol", "Sedan")</w:t>
+      </w:r>
+    </w:p>
+    <w:p>
+      <w:pPr>
+        <w:tabs>
+          <w:tab w:val="left" w:pos="9489"/>
+        </w:tabs>
+      </w:pPr>
+      <w:r>
+        <w:t>bike = Bike(120, "Petrol", "Blue")</w:t>
+      </w:r>
+    </w:p>
+    <w:p>
+      <w:pPr>
+        <w:tabs>
+          <w:tab w:val="left" w:pos="9489"/>
+        </w:tabs>
+      </w:pPr>
+    </w:p>
+    <w:p>
+      <w:pPr>
+        <w:tabs>
+          <w:tab w:val="left" w:pos="9489"/>
+        </w:tabs>
+      </w:pPr>
+      <w:r>
+        <w:t>print("Car Details:")</w:t>
+      </w:r>
+    </w:p>
+    <w:p>
+      <w:pPr>
+        <w:tabs>
+          <w:tab w:val="left" w:pos="9489"/>
+        </w:tabs>
+      </w:pPr>
+      <w:r>
+        <w:t>car.display()</w:t>
+      </w:r>
+    </w:p>
+    <w:p>
+      <w:pPr>
+        <w:tabs>
+          <w:tab w:val="left" w:pos="9489"/>
+        </w:tabs>
+      </w:pPr>
+    </w:p>
+    <w:p>
+      <w:pPr>
+        <w:tabs>
+          <w:tab w:val="left" w:pos="9489"/>
+        </w:tabs>
+      </w:pPr>
+      <w:r>
+        <w:t>print("Bike Details:")</w:t>
+      </w:r>
+    </w:p>
+    <w:p>
+      <w:pPr>
+        <w:tabs>
+          <w:tab w:val="left" w:pos="9489"/>
+        </w:tabs>
+      </w:pPr>
+      <w:r>
+        <w:t>bike.display()</w:t>
+      </w:r>
+    </w:p>
+    <w:p>
+      <w:pPr>
+        <w:tabs>
+          <w:tab w:val="left" w:pos="9489"/>
+        </w:tabs>
+      </w:pPr>
+      <w:r>
+        <w:drawing>
+          <wp:inline distT="0" distB="0" distL="0" distR="0" wp14:anchorId="0A6A3575" wp14:editId="27917C88">
+            <wp:extent cx="3839111" cy="2048161"/>
+            <wp:effectExtent l="0" t="0" r="9525" b="9525"/>
+            <wp:docPr id="6" name="Picture 6"/>
+            <wp:cNvGraphicFramePr>
+              <a:graphicFrameLocks xmlns:a="http://schemas.openxmlformats.org/drawingml/2006/main" noChangeAspect="1"/>
+            </wp:cNvGraphicFramePr>
+            <a:graphic xmlns:a="http://schemas.openxmlformats.org/drawingml/2006/main">
+              <a:graphicData uri="http://schemas.openxmlformats.org/drawingml/2006/picture">
+                <pic:pic xmlns:pic="http://schemas.openxmlformats.org/drawingml/2006/picture">
+                  <pic:nvPicPr>
+                    <pic:cNvPr id="1" name=""/>
+                    <pic:cNvPicPr/>
+                  </pic:nvPicPr>
+                  <pic:blipFill>
+                    <a:blip r:embed="rId10"/>
+                    <a:stretch>
+                      <a:fillRect/>
+                    </a:stretch>
+                  </pic:blipFill>
+                  <pic:spPr>
+                    <a:xfrm>
+                      <a:off x="0" y="0"/>
+                      <a:ext cx="3839111" cy="2048161"/>
+                    </a:xfrm>
+                    <a:prstGeom prst="rect">
+                      <a:avLst/>
+                    </a:prstGeom>
+                  </pic:spPr>
+                </pic:pic>
+              </a:graphicData>
+            </a:graphic>
+          </wp:inline>
+        </w:drawing>
+      </w:r>
+    </w:p>
+    <w:p>
+      <w:pPr>
+        <w:tabs>
+          <w:tab w:val="left" w:pos="9489"/>
+        </w:tabs>
+      </w:pPr>
+    </w:p>
+    <w:p>
+      <w:pPr>
+        <w:tabs>
+          <w:tab w:val="left" w:pos="9489"/>
+        </w:tabs>
+      </w:pPr>
+    </w:p>
+    <w:p>
+      <w:pPr>
+        <w:tabs>
+          <w:tab w:val="left" w:pos="9489"/>
+        </w:tabs>
+        <w:rPr>
+          <w:b/>
+          <w:bCs/>
+        </w:rPr>
+      </w:pPr>
+      <w:r>
+        <w:rPr>
+          <w:b/>
+          <w:bCs/>
+        </w:rPr>
+        <w:lastRenderedPageBreak/>
+        <w:t>7. Salary Calculation System</w:t>
+      </w:r>
+    </w:p>
+    <w:p>
+      <w:pPr>
+        <w:tabs>
+          <w:tab w:val="left" w:pos="9489"/>
+        </w:tabs>
+      </w:pPr>
+      <w:r>
+        <w:t>class Employee:</w:t>
+      </w:r>
+    </w:p>
+    <w:p>
+      <w:pPr>
+        <w:tabs>
+          <w:tab w:val="left" w:pos="9489"/>
+        </w:tabs>
+      </w:pPr>
+      <w:r>
+        <w:t>    def calculateSalary(self):</w:t>
+      </w:r>
+    </w:p>
+    <w:p>
+      <w:pPr>
+        <w:tabs>
+          <w:tab w:val="left" w:pos="9489"/>
+        </w:tabs>
+      </w:pPr>
+      <w:r>
+        <w:t>        pass</w:t>
+      </w:r>
+    </w:p>
+    <w:p>
+      <w:pPr>
+        <w:tabs>
+          <w:tab w:val="left" w:pos="9489"/>
+        </w:tabs>
+      </w:pPr>
+    </w:p>
+    <w:p>
+      <w:pPr>
+        <w:tabs>
+          <w:tab w:val="left" w:pos="9489"/>
+        </w:tabs>
+      </w:pPr>
+      <w:r>
+        <w:t>class FullTimeEmployee(Employee):</w:t>
+      </w:r>
+    </w:p>
+    <w:p>
+      <w:pPr>
+        <w:tabs>
+          <w:tab w:val="left" w:pos="9489"/>
+        </w:tabs>
+      </w:pPr>
+      <w:r>
+        <w:t>    def __init__(self, name, monthly_salary):</w:t>
+      </w:r>
+    </w:p>
+    <w:p>
+      <w:pPr>
+        <w:tabs>
+          <w:tab w:val="left" w:pos="9489"/>
+        </w:tabs>
+      </w:pPr>
+      <w:r>
+        <w:t>        self.name = name</w:t>
+      </w:r>
+    </w:p>
+    <w:p>
+      <w:pPr>
+        <w:tabs>
+          <w:tab w:val="left" w:pos="9489"/>
+        </w:tabs>
+      </w:pPr>
+      <w:r>
+        <w:t>        self.monthly_salary = monthly_salary</w:t>
+      </w:r>
+    </w:p>
+    <w:p>
+      <w:pPr>
+        <w:tabs>
+          <w:tab w:val="left" w:pos="9489"/>
+        </w:tabs>
+      </w:pPr>
+      <w:r>
+        <w:t xml:space="preserve">    </w:t>
+      </w:r>
+    </w:p>
+    <w:p>
+      <w:pPr>
+        <w:tabs>
+          <w:tab w:val="left" w:pos="9489"/>
+        </w:tabs>
+      </w:pPr>
+      <w:r>
+        <w:t>    def calculateSalary(self):</w:t>
+      </w:r>
+    </w:p>
+    <w:p>
+      <w:pPr>
+        <w:tabs>
+          <w:tab w:val="left" w:pos="9489"/>
+        </w:tabs>
+      </w:pPr>
+      <w:r>
+        <w:t>        return self.monthly_salary</w:t>
+      </w:r>
+    </w:p>
+    <w:p>
+      <w:pPr>
+        <w:tabs>
+          <w:tab w:val="left" w:pos="9489"/>
+        </w:tabs>
+      </w:pPr>
+    </w:p>
+    <w:p>
+      <w:pPr>
+        <w:tabs>
+          <w:tab w:val="left" w:pos="9489"/>
+        </w:tabs>
+      </w:pPr>
+      <w:r>
+        <w:t>class PartTimeEmployee(Employee):</w:t>
+      </w:r>
+    </w:p>
+    <w:p>
+      <w:pPr>
+        <w:tabs>
+          <w:tab w:val="left" w:pos="9489"/>
+        </w:tabs>
+      </w:pPr>
+      <w:r>
+        <w:t>    def __init__(self, name, hourly_rate, hours_worked):</w:t>
+      </w:r>
+    </w:p>
+    <w:p>
+      <w:pPr>
+        <w:tabs>
+          <w:tab w:val="left" w:pos="9489"/>
+        </w:tabs>
+      </w:pPr>
+      <w:r>
+        <w:t>        self.name = name</w:t>
+      </w:r>
+    </w:p>
+    <w:p>
+      <w:pPr>
+        <w:tabs>
+          <w:tab w:val="left" w:pos="9489"/>
+        </w:tabs>
+      </w:pPr>
+      <w:r>
+        <w:t>        self.hourly_rate = hourly_rate</w:t>
+      </w:r>
+    </w:p>
+    <w:p>
+      <w:pPr>
+        <w:tabs>
+          <w:tab w:val="left" w:pos="9489"/>
+        </w:tabs>
+      </w:pPr>
+      <w:r>
+        <w:t>        self.hours_worked = hours_worked</w:t>
+      </w:r>
+    </w:p>
+    <w:p>
+      <w:pPr>
+        <w:tabs>
+          <w:tab w:val="left" w:pos="9489"/>
+        </w:tabs>
+      </w:pPr>
+      <w:r>
+        <w:t xml:space="preserve">    </w:t>
+      </w:r>
+    </w:p>
+    <w:p>
+      <w:pPr>
+        <w:tabs>
+          <w:tab w:val="left" w:pos="9489"/>
+        </w:tabs>
+      </w:pPr>
+      <w:r>
+        <w:t>    def calculateSalary(self):</w:t>
+      </w:r>
+    </w:p>
+    <w:p>
+      <w:pPr>
+        <w:tabs>
+          <w:tab w:val="left" w:pos="9489"/>
+        </w:tabs>
+      </w:pPr>
+      <w:r>
+        <w:t>        return self.hourly_rate * self.hours_worked</w:t>
+      </w:r>
+    </w:p>
+    <w:p>
+      <w:pPr>
+        <w:tabs>
+          <w:tab w:val="left" w:pos="9489"/>
+        </w:tabs>
+      </w:pPr>
+    </w:p>
+    <w:p>
+      <w:pPr>
+        <w:tabs>
+          <w:tab w:val="left" w:pos="9489"/>
+        </w:tabs>
+      </w:pPr>
+      <w:r>
+        <w:t>employees = [</w:t>
+      </w:r>
+    </w:p>
+    <w:p>
+      <w:pPr>
+        <w:tabs>
+          <w:tab w:val="left" w:pos="9489"/>
+        </w:tabs>
+      </w:pPr>
+      <w:r>
+        <w:t>    FullTimeEmployee("A", 5000),</w:t>
+      </w:r>
+    </w:p>
+    <w:p>
+      <w:pPr>
+        <w:tabs>
+          <w:tab w:val="left" w:pos="9489"/>
+        </w:tabs>
+      </w:pPr>
+      <w:r>
+        <w:t>    PartTimeEmployee("B", 20, 80),</w:t>
+      </w:r>
+    </w:p>
+    <w:p>
+      <w:pPr>
+        <w:tabs>
+          <w:tab w:val="left" w:pos="9489"/>
+        </w:tabs>
+      </w:pPr>
+      <w:r>
+        <w:t>    FullTimeEmployee("C", 6000),</w:t>
+      </w:r>
+    </w:p>
+    <w:p>
+      <w:pPr>
+        <w:tabs>
+          <w:tab w:val="left" w:pos="9489"/>
+        </w:tabs>
+      </w:pPr>
+      <w:r>
+        <w:t>    PartTimeEmployee("D", 25, 60)</w:t>
+      </w:r>
+    </w:p>
+    <w:p>
+      <w:pPr>
+        <w:tabs>
+          <w:tab w:val="left" w:pos="9489"/>
+        </w:tabs>
+      </w:pPr>
+      <w:r>
+        <w:t>]</w:t>
+      </w:r>
+    </w:p>
+    <w:p>
+      <w:pPr>
+        <w:tabs>
+          <w:tab w:val="left" w:pos="9489"/>
+        </w:tabs>
+      </w:pPr>
+    </w:p>
+    <w:p>
+      <w:pPr>
+        <w:tabs>
+          <w:tab w:val="left" w:pos="9489"/>
+        </w:tabs>
+      </w:pPr>
+      <w:r>
+        <w:t>for emp in employees:</w:t>
+      </w:r>
+    </w:p>
+    <w:p>
+      <w:pPr>
+        <w:tabs>
+          <w:tab w:val="left" w:pos="9489"/>
+        </w:tabs>
+      </w:pPr>
+      <w:r>
+        <w:t>    print(f"{emp.name}'s Salary: {emp.calculateSalary()}")</w:t>
+      </w:r>
+    </w:p>
+    <w:p>
+      <w:pPr>
+        <w:tabs>
+          <w:tab w:val="left" w:pos="9489"/>
+        </w:tabs>
+      </w:pPr>
+      <w:r>
+        <w:lastRenderedPageBreak/>
+        <w:drawing>
+          <wp:inline distT="0" distB="0" distL="0" distR="0" wp14:anchorId="1CEEE0A6" wp14:editId="132CFA01">
+            <wp:extent cx="3629532" cy="1476581"/>
+            <wp:effectExtent l="0" t="0" r="9525" b="9525"/>
+            <wp:docPr id="7" name="Picture 7"/>
+            <wp:cNvGraphicFramePr>
+              <a:graphicFrameLocks xmlns:a="http://schemas.openxmlformats.org/drawingml/2006/main" noChangeAspect="1"/>
+            </wp:cNvGraphicFramePr>
+            <a:graphic xmlns:a="http://schemas.openxmlformats.org/drawingml/2006/main">
+              <a:graphicData uri="http://schemas.openxmlformats.org/drawingml/2006/picture">
+                <pic:pic xmlns:pic="http://schemas.openxmlformats.org/drawingml/2006/picture">
+                  <pic:nvPicPr>
+                    <pic:cNvPr id="1" name=""/>
+                    <pic:cNvPicPr/>
+                  </pic:nvPicPr>
+                  <pic:blipFill>
+                    <a:blip r:embed="rId11"/>
+                    <a:stretch>
+                      <a:fillRect/>
+                    </a:stretch>
+                  </pic:blipFill>
+                  <pic:spPr>
+                    <a:xfrm>
+                      <a:off x="0" y="0"/>
+                      <a:ext cx="3629532" cy="1476581"/>
+                    </a:xfrm>
+                    <a:prstGeom prst="rect">
+                      <a:avLst/>
+                    </a:prstGeom>
+                  </pic:spPr>
+                </pic:pic>
+              </a:graphicData>
+            </a:graphic>
+          </wp:inline>
+        </w:drawing>
+      </w:r>
+    </w:p>
+    <w:p>
+      <w:pPr>
+        <w:tabs>
+          <w:tab w:val="left" w:pos="9489"/>
+        </w:tabs>
+      </w:pPr>
+      <w:r>
+        <w:t xml:space="preserve">Runtime </w:t>
+      </w:r>
+      <w:r>
+        <w:t>p</w:t>
+      </w:r>
+      <w:r>
+        <w:t xml:space="preserve">olymorphism </w:t>
+      </w:r>
+      <w:r>
+        <w:t>means b</w:t>
+      </w:r>
+      <w:r>
+        <w:t>ase class reference (Employee) can hold different subclass objects</w:t>
+      </w:r>
+      <w:r>
+        <w:t xml:space="preserve">. </w:t>
+      </w:r>
+      <w:r>
+        <w:t>Method called depends on actual object type at runtime</w:t>
+      </w:r>
+      <w:r>
+        <w:t xml:space="preserve">. </w:t>
+      </w:r>
+      <w:r>
+        <w:t>Same method call produces different results based on employee type</w:t>
+      </w:r>
+      <w:r>
+        <w:t>.</w:t>
+      </w:r>
+    </w:p>
+    <w:p>
+      <w:pPr>
+        <w:tabs>
+          <w:tab w:val="left" w:pos="9489"/>
+        </w:tabs>
+        <w:rPr>
+          <w:b/>
+          <w:bCs/>
+        </w:rPr>
+      </w:pPr>
+      <w:r>
+        <w:rPr>
+          <w:b/>
+          <w:bCs/>
+        </w:rPr>
+        <w:t>9</w:t>
+      </w:r>
+      <w:r>
+        <w:rPr>
+          <w:b/>
+          <w:bCs/>
+        </w:rPr>
+        <w:t xml:space="preserve">. </w:t>
+      </w:r>
+      <w:r>
+        <w:rPr>
+          <w:b/>
+          <w:bCs/>
+        </w:rPr>
+        <w:t>Library Management System</w:t>
+      </w:r>
+    </w:p>
+    <w:p>
+      <w:pPr>
+        <w:tabs>
+          <w:tab w:val="left" w:pos="9489"/>
+        </w:tabs>
+      </w:pPr>
+      <w:r>
+        <w:t>class Book:</w:t>
+      </w:r>
+    </w:p>
+    <w:p>
+      <w:pPr>
+        <w:tabs>
+          <w:tab w:val="left" w:pos="9489"/>
+        </w:tabs>
+      </w:pPr>
+      <w:r>
+        <w:t>    def __init__(self, title, author):</w:t>
+      </w:r>
+    </w:p>
+    <w:p>
+      <w:pPr>
+        <w:tabs>
+          <w:tab w:val="left" w:pos="9489"/>
+        </w:tabs>
+      </w:pPr>
+      <w:r>
+        <w:t>        self.title = title</w:t>
+      </w:r>
+    </w:p>
+    <w:p>
+      <w:pPr>
+        <w:tabs>
+          <w:tab w:val="left" w:pos="9489"/>
+        </w:tabs>
+      </w:pPr>
+      <w:r>
+        <w:t>        self.author = author</w:t>
+      </w:r>
+    </w:p>
+    <w:p>
+      <w:pPr>
+        <w:tabs>
+          <w:tab w:val="left" w:pos="9489"/>
+        </w:tabs>
+      </w:pPr>
+      <w:r>
+        <w:t xml:space="preserve">    </w:t>
+      </w:r>
+    </w:p>
+    <w:p>
+      <w:pPr>
+        <w:tabs>
+          <w:tab w:val="left" w:pos="9489"/>
+        </w:tabs>
+      </w:pPr>
+      <w:r>
+        <w:t>    def getDetails(self):</w:t>
+      </w:r>
+    </w:p>
+    <w:p>
+      <w:pPr>
+        <w:tabs>
+          <w:tab w:val="left" w:pos="9489"/>
+        </w:tabs>
+      </w:pPr>
+      <w:r>
+        <w:t>        return f"Title: {self.title}, Author: {self.author}"</w:t>
+      </w:r>
+    </w:p>
+    <w:p>
+      <w:pPr>
+        <w:tabs>
+          <w:tab w:val="left" w:pos="9489"/>
+        </w:tabs>
+      </w:pPr>
+    </w:p>
+    <w:p>
+      <w:pPr>
+        <w:tabs>
+          <w:tab w:val="left" w:pos="9489"/>
+        </w:tabs>
+      </w:pPr>
+      <w:r>
+        <w:t>class PrintedBook(Book):</w:t>
+      </w:r>
+    </w:p>
+    <w:p>
+      <w:pPr>
+        <w:tabs>
+          <w:tab w:val="left" w:pos="9489"/>
+        </w:tabs>
+      </w:pPr>
+      <w:r>
+        <w:t>    def __init__(self, title, author, pages):</w:t>
+      </w:r>
+    </w:p>
+    <w:p>
+      <w:pPr>
+        <w:tabs>
+          <w:tab w:val="left" w:pos="9489"/>
+        </w:tabs>
+      </w:pPr>
+      <w:r>
+        <w:t>        super().__init__(title, author)</w:t>
+      </w:r>
+    </w:p>
+    <w:p>
+      <w:pPr>
+        <w:tabs>
+          <w:tab w:val="left" w:pos="9489"/>
+        </w:tabs>
+      </w:pPr>
+      <w:r>
+        <w:t>        self.pages = pages</w:t>
+      </w:r>
+    </w:p>
+    <w:p>
+      <w:pPr>
+        <w:tabs>
+          <w:tab w:val="left" w:pos="9489"/>
+        </w:tabs>
+      </w:pPr>
+      <w:r>
+        <w:t xml:space="preserve">    </w:t>
+      </w:r>
+    </w:p>
+    <w:p>
+      <w:pPr>
+        <w:tabs>
+          <w:tab w:val="left" w:pos="9489"/>
+        </w:tabs>
+      </w:pPr>
+      <w:r>
+        <w:t>    def getDetails(self):</w:t>
+      </w:r>
+    </w:p>
+    <w:p>
+      <w:pPr>
+        <w:tabs>
+          <w:tab w:val="left" w:pos="9489"/>
+        </w:tabs>
+      </w:pPr>
+      <w:r>
+        <w:t>        return f"{super().getDetails()}, Pages: {self.pages} (Printed Book)"</w:t>
+      </w:r>
+    </w:p>
+    <w:p>
+      <w:pPr>
+        <w:tabs>
+          <w:tab w:val="left" w:pos="9489"/>
+        </w:tabs>
+      </w:pPr>
+    </w:p>
+    <w:p>
+      <w:pPr>
+        <w:tabs>
+          <w:tab w:val="left" w:pos="9489"/>
+        </w:tabs>
+      </w:pPr>
+      <w:r>
+        <w:t>class EBook(Book):</w:t>
+      </w:r>
+    </w:p>
+    <w:p>
+      <w:pPr>
+        <w:tabs>
+          <w:tab w:val="left" w:pos="9489"/>
+        </w:tabs>
+      </w:pPr>
+      <w:r>
+        <w:t>    def __init__(self, title, author, file_size):</w:t>
+      </w:r>
+    </w:p>
+    <w:p>
+      <w:pPr>
+        <w:tabs>
+          <w:tab w:val="left" w:pos="9489"/>
+        </w:tabs>
+      </w:pPr>
+      <w:r>
+        <w:t>        super().__init__(title, author)</w:t>
+      </w:r>
+    </w:p>
+    <w:p>
+      <w:pPr>
+        <w:tabs>
+          <w:tab w:val="left" w:pos="9489"/>
+        </w:tabs>
+      </w:pPr>
+      <w:r>
+        <w:t>        self.file_size = file_size</w:t>
+      </w:r>
+    </w:p>
+    <w:p>
+      <w:pPr>
+        <w:tabs>
+          <w:tab w:val="left" w:pos="9489"/>
+        </w:tabs>
+      </w:pPr>
+      <w:r>
+        <w:t xml:space="preserve">    </w:t>
+      </w:r>
+    </w:p>
+    <w:p>
+      <w:pPr>
+        <w:tabs>
+          <w:tab w:val="left" w:pos="9489"/>
+        </w:tabs>
+      </w:pPr>
+      <w:r>
+        <w:t>    def getDetails(self):</w:t>
+      </w:r>
+    </w:p>
+    <w:p>
+      <w:pPr>
+        <w:tabs>
+          <w:tab w:val="left" w:pos="9489"/>
+        </w:tabs>
+      </w:pPr>
+      <w:r>
+        <w:t>        return f"{super().getDetails()}, File Size: {self.file_size}"</w:t>
+      </w:r>
+    </w:p>
+    <w:p>
+      <w:pPr>
+        <w:tabs>
+          <w:tab w:val="left" w:pos="9489"/>
+        </w:tabs>
+      </w:pPr>
+    </w:p>
+    <w:p>
+      <w:pPr>
+        <w:tabs>
+          <w:tab w:val="left" w:pos="9489"/>
+        </w:tabs>
+      </w:pPr>
+      <w:r>
+        <w:t>books = [</w:t>
+      </w:r>
+    </w:p>
+    <w:p>
+      <w:pPr>
+        <w:tabs>
+          <w:tab w:val="left" w:pos="9489"/>
+        </w:tabs>
+      </w:pPr>
+      <w:r>
+        <w:lastRenderedPageBreak/>
+        <w:t>    PrintedBook("The Great Gatsby", "F. Scott Fitzgerald", 180),</w:t>
+      </w:r>
+    </w:p>
+    <w:p>
+      <w:pPr>
+        <w:tabs>
+          <w:tab w:val="left" w:pos="9489"/>
+        </w:tabs>
+      </w:pPr>
+      <w:r>
+        <w:t>    EBook("Python Programming", "John Doe", 5.2),</w:t>
+      </w:r>
+    </w:p>
+    <w:p>
+      <w:pPr>
+        <w:tabs>
+          <w:tab w:val="left" w:pos="9489"/>
+        </w:tabs>
+      </w:pPr>
+      <w:r>
+        <w:t>    PrintedBook("1984", "George Orwell", 328),</w:t>
+      </w:r>
+    </w:p>
+    <w:p>
+      <w:pPr>
+        <w:tabs>
+          <w:tab w:val="left" w:pos="9489"/>
+        </w:tabs>
+      </w:pPr>
+      <w:r>
+        <w:t>    EBook("Clean Code", "Robert Martin", 3.8)</w:t>
+      </w:r>
+    </w:p>
+    <w:p>
+      <w:pPr>
+        <w:tabs>
+          <w:tab w:val="left" w:pos="9489"/>
+        </w:tabs>
+      </w:pPr>
+      <w:r>
+        <w:t>]</w:t>
+      </w:r>
+    </w:p>
+    <w:p>
+      <w:pPr>
+        <w:tabs>
+          <w:tab w:val="left" w:pos="9489"/>
+        </w:tabs>
+      </w:pPr>
+    </w:p>
+    <w:p>
+      <w:pPr>
+        <w:tabs>
+          <w:tab w:val="left" w:pos="9489"/>
+        </w:tabs>
+      </w:pPr>
+      <w:r>
+        <w:t>for book in books:</w:t>
+      </w:r>
+    </w:p>
+    <w:p>
+      <w:pPr>
+        <w:tabs>
+          <w:tab w:val="left" w:pos="9489"/>
+        </w:tabs>
+      </w:pPr>
+      <w:r>
+        <w:t>    print(book.getDetails())</w:t>
+      </w:r>
+    </w:p>
+    <w:p>
+      <w:pPr>
+        <w:tabs>
+          <w:tab w:val="left" w:pos="9489"/>
+        </w:tabs>
+      </w:pPr>
+      <w:r>
+        <w:drawing>
+          <wp:inline distT="0" distB="0" distL="0" distR="0" wp14:anchorId="757BB68F" wp14:editId="41F882E2">
+            <wp:extent cx="6645910" cy="1468755"/>
+            <wp:effectExtent l="0" t="0" r="2540" b="0"/>
+            <wp:docPr id="8" name="Picture 8"/>
+            <wp:cNvGraphicFramePr>
+              <a:graphicFrameLocks xmlns:a="http://schemas.openxmlformats.org/drawingml/2006/main" noChangeAspect="1"/>
+            </wp:cNvGraphicFramePr>
+            <a:graphic xmlns:a="http://schemas.openxmlformats.org/drawingml/2006/main">
+              <a:graphicData uri="http://schemas.openxmlformats.org/drawingml/2006/picture">
+                <pic:pic xmlns:pic="http://schemas.openxmlformats.org/drawingml/2006/picture">
+                  <pic:nvPicPr>
+                    <pic:cNvPr id="1" name=""/>
+                    <pic:cNvPicPr/>
+                  </pic:nvPicPr>
+                  <pic:blipFill>
+                    <a:blip r:embed="rId12"/>
+                    <a:stretch>
+                      <a:fillRect/>
+                    </a:stretch>
+                  </pic:blipFill>
+                  <pic:spPr>
+                    <a:xfrm>
+                      <a:off x="0" y="0"/>
+                      <a:ext cx="6645910" cy="1468755"/>
+                    </a:xfrm>
+                    <a:prstGeom prst="rect">
+                      <a:avLst/>
+                    </a:prstGeom>
+                  </pic:spPr>
+                </pic:pic>
+              </a:graphicData>
+            </a:graphic>
+          </wp:inline>
+        </w:drawing>
+      </w:r>
+    </w:p>
+    <w:p>
+      <w:pPr>
+        <w:tabs>
+          <w:tab w:val="left" w:pos="9489"/>
+        </w:tabs>
+      </w:pPr>
+      <w:r>
+        <w:t xml:space="preserve">Runtime </w:t>
+      </w:r>
+      <w:r>
+        <w:t>p</w:t>
+      </w:r>
+      <w:r>
+        <w:t xml:space="preserve">olymorphism </w:t>
+      </w:r>
+      <w:r>
+        <w:t>is achieved in this system by b</w:t>
+      </w:r>
+      <w:r>
+        <w:t>ase class reference (Book) stores different book types</w:t>
+      </w:r>
+      <w:r>
+        <w:t xml:space="preserve">. </w:t>
+      </w:r>
+      <w:r>
+        <w:t>Overridden getDetails() method called based on actual object type</w:t>
+      </w:r>
+      <w:r>
+        <w:t xml:space="preserve">. </w:t>
+      </w:r>
+      <w:r>
+        <w:t>Each subclass adds specific details to the base information</w:t>
+      </w:r>
+      <w:r>
+        <w:t>.</w:t>
+      </w:r>
+    </w:p>
+    <w:p>
+      <w:pPr>
+        <w:tabs>
+          <w:tab w:val="left" w:pos="9489"/>
+        </w:tabs>
+        <w:rPr>
+          <w:b/>
+          <w:bCs/>
+        </w:rPr>
+      </w:pPr>
+      <w:r>
+        <w:rPr>
+          <w:b/>
+          <w:bCs/>
+        </w:rPr>
+        <w:t>10. Transport Fare System</w:t>
+      </w:r>
+    </w:p>
+    <w:p>
+      <w:pPr>
+        <w:tabs>
+          <w:tab w:val="left" w:pos="9489"/>
+        </w:tabs>
+      </w:pPr>
+      <w:r>
+        <w:t>class Transport:</w:t>
+      </w:r>
+    </w:p>
+    <w:p>
+      <w:pPr>
+        <w:tabs>
+          <w:tab w:val="left" w:pos="9489"/>
+        </w:tabs>
+      </w:pPr>
+      <w:r>
+        <w:t>    def calculateFare(self, distance):</w:t>
+      </w:r>
+    </w:p>
+    <w:p>
+      <w:pPr>
+        <w:tabs>
+          <w:tab w:val="left" w:pos="9489"/>
+        </w:tabs>
+      </w:pPr>
+      <w:r>
+        <w:t>        pass</w:t>
+      </w:r>
+    </w:p>
+    <w:p>
+      <w:pPr>
+        <w:tabs>
+          <w:tab w:val="left" w:pos="9489"/>
+        </w:tabs>
+      </w:pPr>
+    </w:p>
+    <w:p>
+      <w:pPr>
+        <w:tabs>
+          <w:tab w:val="left" w:pos="9489"/>
+        </w:tabs>
+      </w:pPr>
+      <w:r>
+        <w:t>class Bus(Transport):</w:t>
+      </w:r>
+    </w:p>
+    <w:p>
+      <w:pPr>
+        <w:tabs>
+          <w:tab w:val="left" w:pos="9489"/>
+        </w:tabs>
+      </w:pPr>
+      <w:r>
+        <w:t>    BASE_FARE = 2.0</w:t>
+      </w:r>
+    </w:p>
+    <w:p>
+      <w:pPr>
+        <w:tabs>
+          <w:tab w:val="left" w:pos="9489"/>
+        </w:tabs>
+      </w:pPr>
+      <w:r>
+        <w:t>    RATE_PER_KM = 0.5</w:t>
+      </w:r>
+    </w:p>
+    <w:p>
+      <w:pPr>
+        <w:tabs>
+          <w:tab w:val="left" w:pos="9489"/>
+        </w:tabs>
+      </w:pPr>
+      <w:r>
+        <w:t xml:space="preserve">    </w:t>
+      </w:r>
+    </w:p>
+    <w:p>
+      <w:pPr>
+        <w:tabs>
+          <w:tab w:val="left" w:pos="9489"/>
+        </w:tabs>
+      </w:pPr>
+      <w:r>
+        <w:t>    def calculateFare(self, distance):</w:t>
+      </w:r>
+    </w:p>
+    <w:p>
+      <w:pPr>
+        <w:tabs>
+          <w:tab w:val="left" w:pos="9489"/>
+        </w:tabs>
+      </w:pPr>
+      <w:r>
+        <w:t>        fare = self.BASE_FARE + (distance * self.RATE_PER_KM)</w:t>
+      </w:r>
+    </w:p>
+    <w:p>
+      <w:pPr>
+        <w:tabs>
+          <w:tab w:val="left" w:pos="9489"/>
+        </w:tabs>
+      </w:pPr>
+      <w:r>
+        <w:t>        return fare</w:t>
+      </w:r>
+    </w:p>
+    <w:p>
+      <w:pPr>
+        <w:tabs>
+          <w:tab w:val="left" w:pos="9489"/>
+        </w:tabs>
+      </w:pPr>
+    </w:p>
+    <w:p>
+      <w:pPr>
+        <w:tabs>
+          <w:tab w:val="left" w:pos="9489"/>
+        </w:tabs>
+      </w:pPr>
+      <w:r>
+        <w:t>class Train(Transport):</w:t>
+      </w:r>
+    </w:p>
+    <w:p>
+      <w:pPr>
+        <w:tabs>
+          <w:tab w:val="left" w:pos="9489"/>
+        </w:tabs>
+      </w:pPr>
+      <w:r>
+        <w:t>    BASE_FARE = 5.0</w:t>
+      </w:r>
+    </w:p>
+    <w:p>
+      <w:pPr>
+        <w:tabs>
+          <w:tab w:val="left" w:pos="9489"/>
+        </w:tabs>
+      </w:pPr>
+      <w:r>
+        <w:t>    RATE_PER_KM = 0.3</w:t>
+      </w:r>
+    </w:p>
+    <w:p>
+      <w:pPr>
+        <w:tabs>
+          <w:tab w:val="left" w:pos="9489"/>
+        </w:tabs>
+      </w:pPr>
+      <w:r>
+        <w:t xml:space="preserve">    </w:t>
+      </w:r>
+    </w:p>
+    <w:p>
+      <w:pPr>
+        <w:tabs>
+          <w:tab w:val="left" w:pos="9489"/>
+        </w:tabs>
+      </w:pPr>
+      <w:r>
+        <w:t>    def calculateFare(self, distance):</w:t>
+      </w:r>
+    </w:p>
+    <w:p>
+      <w:pPr>
+        <w:tabs>
+          <w:tab w:val="left" w:pos="9489"/>
+        </w:tabs>
+      </w:pPr>
+      <w:r>
+        <w:lastRenderedPageBreak/>
+        <w:t>        fare = self.BASE_FARE + (distance * self.RATE_PER_KM)</w:t>
+      </w:r>
+    </w:p>
+    <w:p>
+      <w:pPr>
+        <w:tabs>
+          <w:tab w:val="left" w:pos="9489"/>
+        </w:tabs>
+      </w:pPr>
+      <w:r>
+        <w:t>        return fare</w:t>
+      </w:r>
+    </w:p>
+    <w:p>
+      <w:pPr>
+        <w:tabs>
+          <w:tab w:val="left" w:pos="9489"/>
+        </w:tabs>
+      </w:pPr>
+    </w:p>
+    <w:p>
+      <w:pPr>
+        <w:tabs>
+          <w:tab w:val="left" w:pos="9489"/>
+        </w:tabs>
+      </w:pPr>
+      <w:r>
+        <w:t>class Taxi(Transport):</w:t>
+      </w:r>
+    </w:p>
+    <w:p>
+      <w:pPr>
+        <w:tabs>
+          <w:tab w:val="left" w:pos="9489"/>
+        </w:tabs>
+      </w:pPr>
+      <w:r>
+        <w:t>    BASE_FARE = 3.0</w:t>
+      </w:r>
+    </w:p>
+    <w:p>
+      <w:pPr>
+        <w:tabs>
+          <w:tab w:val="left" w:pos="9489"/>
+        </w:tabs>
+      </w:pPr>
+      <w:r>
+        <w:t>    RATE_PER_KM = 2.0</w:t>
+      </w:r>
+    </w:p>
+    <w:p>
+      <w:pPr>
+        <w:tabs>
+          <w:tab w:val="left" w:pos="9489"/>
+        </w:tabs>
+      </w:pPr>
+      <w:r>
+        <w:t xml:space="preserve">    </w:t>
+      </w:r>
+    </w:p>
+    <w:p>
+      <w:pPr>
+        <w:tabs>
+          <w:tab w:val="left" w:pos="9489"/>
+        </w:tabs>
+      </w:pPr>
+      <w:r>
+        <w:t>    def calculateFare(self, distance):</w:t>
+      </w:r>
+    </w:p>
+    <w:p>
+      <w:pPr>
+        <w:tabs>
+          <w:tab w:val="left" w:pos="9489"/>
+        </w:tabs>
+      </w:pPr>
+      <w:r>
+        <w:t>        fare = self.BASE_FARE + (distance * self.RATE_PER_KM)</w:t>
+      </w:r>
+    </w:p>
+    <w:p>
+      <w:pPr>
+        <w:tabs>
+          <w:tab w:val="left" w:pos="9489"/>
+        </w:tabs>
+      </w:pPr>
+      <w:r>
+        <w:t>        return fare</w:t>
+      </w:r>
+    </w:p>
+    <w:p>
+      <w:pPr>
+        <w:tabs>
+          <w:tab w:val="left" w:pos="9489"/>
+        </w:tabs>
+      </w:pPr>
+    </w:p>
+    <w:p>
+      <w:pPr>
+        <w:tabs>
+          <w:tab w:val="left" w:pos="9489"/>
+        </w:tabs>
+      </w:pPr>
+      <w:r>
+        <w:t>print("Available Transport:")</w:t>
+      </w:r>
+    </w:p>
+    <w:p>
+      <w:pPr>
+        <w:tabs>
+          <w:tab w:val="left" w:pos="9489"/>
+        </w:tabs>
+      </w:pPr>
+      <w:r>
+        <w:t>print("1. Bus")</w:t>
+      </w:r>
+    </w:p>
+    <w:p>
+      <w:pPr>
+        <w:tabs>
+          <w:tab w:val="left" w:pos="9489"/>
+        </w:tabs>
+      </w:pPr>
+      <w:r>
+        <w:t>print("2. Train")</w:t>
+      </w:r>
+    </w:p>
+    <w:p>
+      <w:pPr>
+        <w:tabs>
+          <w:tab w:val="left" w:pos="9489"/>
+        </w:tabs>
+      </w:pPr>
+      <w:r>
+        <w:t>print("3. Taxi")</w:t>
+      </w:r>
+    </w:p>
+    <w:p>
+      <w:pPr>
+        <w:tabs>
+          <w:tab w:val="left" w:pos="9489"/>
+        </w:tabs>
+      </w:pPr>
+    </w:p>
+    <w:p>
+      <w:pPr>
+        <w:tabs>
+          <w:tab w:val="left" w:pos="9489"/>
+        </w:tabs>
+      </w:pPr>
+      <w:r>
+        <w:t>choice = int(input("Choose transport (1-3): "))</w:t>
+      </w:r>
+    </w:p>
+    <w:p>
+      <w:pPr>
+        <w:tabs>
+          <w:tab w:val="left" w:pos="9489"/>
+        </w:tabs>
+      </w:pPr>
+      <w:r>
+        <w:t>distance = float(input("Enter distance: "))</w:t>
+      </w:r>
+    </w:p>
+    <w:p>
+      <w:pPr>
+        <w:tabs>
+          <w:tab w:val="left" w:pos="9489"/>
+        </w:tabs>
+      </w:pPr>
+    </w:p>
+    <w:p>
+      <w:pPr>
+        <w:tabs>
+          <w:tab w:val="left" w:pos="9489"/>
+        </w:tabs>
+      </w:pPr>
+      <w:r>
+        <w:t>if choice == 1:</w:t>
+      </w:r>
+    </w:p>
+    <w:p>
+      <w:pPr>
+        <w:tabs>
+          <w:tab w:val="left" w:pos="9489"/>
+        </w:tabs>
+      </w:pPr>
+      <w:r>
+        <w:t>    transport = Bus()</w:t>
+      </w:r>
+    </w:p>
+    <w:p>
+      <w:pPr>
+        <w:tabs>
+          <w:tab w:val="left" w:pos="9489"/>
+        </w:tabs>
+      </w:pPr>
+      <w:r>
+        <w:t>elif choice == 2:</w:t>
+      </w:r>
+    </w:p>
+    <w:p>
+      <w:pPr>
+        <w:tabs>
+          <w:tab w:val="left" w:pos="9489"/>
+        </w:tabs>
+      </w:pPr>
+      <w:r>
+        <w:t>    transport = Train()</w:t>
+      </w:r>
+    </w:p>
+    <w:p>
+      <w:pPr>
+        <w:tabs>
+          <w:tab w:val="left" w:pos="9489"/>
+        </w:tabs>
+      </w:pPr>
+      <w:r>
+        <w:t>else:</w:t>
+      </w:r>
+    </w:p>
+    <w:p>
+      <w:pPr>
+        <w:tabs>
+          <w:tab w:val="left" w:pos="9489"/>
+        </w:tabs>
+      </w:pPr>
+      <w:r>
+        <w:t>    transport = Taxi()</w:t>
+      </w:r>
+    </w:p>
+    <w:p>
+      <w:pPr>
+        <w:tabs>
+          <w:tab w:val="left" w:pos="9489"/>
+        </w:tabs>
+      </w:pPr>
+    </w:p>
+    <w:p>
+      <w:pPr>
+        <w:tabs>
+          <w:tab w:val="left" w:pos="9489"/>
+        </w:tabs>
+      </w:pPr>
+      <w:r>
+        <w:t>fare = transport.calculateFare(distance)</w:t>
+      </w:r>
+    </w:p>
+    <w:p>
+      <w:pPr>
+        <w:tabs>
+          <w:tab w:val="left" w:pos="9489"/>
+        </w:tabs>
+      </w:pPr>
+      <w:r>
+        <w:t>print(f"Fare for {distance} km: ${fare:.2f}")</w:t>
+      </w:r>
+    </w:p>
+    <w:p>
+      <w:pPr>
+        <w:tabs>
+          <w:tab w:val="left" w:pos="9489"/>
+        </w:tabs>
+      </w:pPr>
+    </w:p>
+    <w:p>
+      <w:pPr>
+        <w:tabs>
+          <w:tab w:val="left" w:pos="9489"/>
+        </w:tabs>
+      </w:pPr>
+      <w:r>
+        <w:t>transports = [Bus(), Train(), Taxi()]</w:t>
+      </w:r>
+    </w:p>
+    <w:p>
+      <w:pPr>
+        <w:tabs>
+          <w:tab w:val="left" w:pos="9489"/>
+        </w:tabs>
+      </w:pPr>
+      <w:r>
+        <w:t>names = ["Bus", "Train", "Taxi"]</w:t>
+      </w:r>
+    </w:p>
+    <w:p>
+      <w:pPr>
+        <w:tabs>
+          <w:tab w:val="left" w:pos="9489"/>
+        </w:tabs>
+      </w:pPr>
+    </w:p>
+    <w:p>
+      <w:pPr>
+        <w:tabs>
+          <w:tab w:val="left" w:pos="9489"/>
+        </w:tabs>
+      </w:pPr>
+      <w:r>
+        <w:t>for i, t in enumerate(transports):</w:t>
+      </w:r>
+    </w:p>
+    <w:p>
+      <w:pPr>
+        <w:tabs>
+          <w:tab w:val="left" w:pos="9489"/>
+        </w:tabs>
+      </w:pPr>
+      <w:r>
+        <w:t>    fare = t.calculateFare(distance)</w:t>
+      </w:r>
+    </w:p>
+    <w:p>
+      <w:pPr>
+        <w:tabs>
+          <w:tab w:val="left" w:pos="9489"/>
+        </w:tabs>
+      </w:pPr>
+      <w:r>
+        <w:lastRenderedPageBreak/>
+        <w:t>    print(f"{names[i]} fare:{fare:.2f}")</w:t>
+      </w:r>
+    </w:p>
+    <w:p>
+      <w:pPr>
+        <w:tabs>
+          <w:tab w:val="left" w:pos="9489"/>
+        </w:tabs>
+      </w:pPr>
+      <w:r>
+        <w:drawing>
+          <wp:inline distT="0" distB="0" distL="0" distR="0" wp14:anchorId="793EDD5C" wp14:editId="7BBF1BD6">
+            <wp:extent cx="4039164" cy="2543530"/>
+            <wp:effectExtent l="0" t="0" r="0" b="9525"/>
+            <wp:docPr id="9" name="Picture 9"/>
+            <wp:cNvGraphicFramePr>
+              <a:graphicFrameLocks xmlns:a="http://schemas.openxmlformats.org/drawingml/2006/main" noChangeAspect="1"/>
+            </wp:cNvGraphicFramePr>
+            <a:graphic xmlns:a="http://schemas.openxmlformats.org/drawingml/2006/main">
+              <a:graphicData uri="http://schemas.openxmlformats.org/drawingml/2006/picture">
+                <pic:pic xmlns:pic="http://schemas.openxmlformats.org/drawingml/2006/picture">
+                  <pic:nvPicPr>
+                    <pic:cNvPr id="1" name=""/>
+                    <pic:cNvPicPr/>
+                  </pic:nvPicPr>
+                  <pic:blipFill>
+                    <a:blip r:embed="rId13"/>
+                    <a:stretch>
+                      <a:fillRect/>
+                    </a:stretch>
+                  </pic:blipFill>
+                  <pic:spPr>
+                    <a:xfrm>
+                      <a:off x="0" y="0"/>
+                      <a:ext cx="4039164" cy="2543530"/>
+                    </a:xfrm>
+                    <a:prstGeom prst="rect">
+                      <a:avLst/>
+                    </a:prstGeom>
+                  </pic:spPr>
+                </pic:pic>
+              </a:graphicData>
+            </a:graphic>
+          </wp:inline>
+        </w:drawing>
+      </w:r>
+    </w:p>
+    <w:p>
+      <w:pPr>
+        <w:tabs>
+          <w:tab w:val="left" w:pos="9489"/>
+        </w:tabs>
+      </w:pPr>
+      <w:r>
+        <w:t xml:space="preserve">Method Overriding Enables Polymorphism </w:t>
+      </w:r>
+      <w:r>
+        <w:t xml:space="preserve">by enabling </w:t>
+      </w:r>
+      <w:r>
+        <w:t>All subclasses implement calculateFare()</w:t>
+      </w:r>
+      <w:r>
+        <w:t xml:space="preserve">. </w:t>
+      </w:r>
+      <w:r>
+        <w:t>Each class has its own fare calculation rules</w:t>
+      </w:r>
+      <w:r>
+        <w:t xml:space="preserve">. </w:t>
+      </w:r>
+      <w:r>
+        <w:t>Method called depends on actual object type</w:t>
+      </w:r>
+      <w:r>
+        <w:t xml:space="preserve">. </w:t>
+      </w:r>
+      <w:r>
+        <w:t>New transport types can be added without changing existing code</w:t>
+      </w:r>
+      <w:r>
+        <w:t xml:space="preserve">. </w:t>
+      </w:r>
+      <w:r>
+        <w:t>Common reference variable can handle any transport type</w:t>
+      </w:r>
+      <w:r>
+        <w:t>.</w:t>
+      </w:r>
+    </w:p>
+    <w:p>
+      <w:pPr>
+        <w:tabs>
+          <w:tab w:val="left" w:pos="9489"/>
+        </w:tabs>
+        <w:rPr>
+          <w:b/>
+          <w:bCs/>
+        </w:rPr>
+      </w:pPr>
+      <w:r>
+        <w:rPr>
+          <w:b/>
+          <w:bCs/>
+        </w:rPr>
+        <w:t>8. NotificationSystem</w:t>
+      </w:r>
+    </w:p>
+    <w:p>
+      <w:pPr>
+        <w:tabs>
+          <w:tab w:val="left" w:pos="9489"/>
+        </w:tabs>
+      </w:pPr>
+      <w:r>
+        <w:t>class Notification:</w:t>
+      </w:r>
+    </w:p>
+    <w:p>
+      <w:pPr>
+        <w:tabs>
+          <w:tab w:val="left" w:pos="9489"/>
+        </w:tabs>
+      </w:pPr>
+      <w:r>
+        <w:t>    def send(self):</w:t>
+      </w:r>
+    </w:p>
+    <w:p>
+      <w:pPr>
+        <w:tabs>
+          <w:tab w:val="left" w:pos="9489"/>
+        </w:tabs>
+      </w:pPr>
+      <w:r>
+        <w:t>        pass</w:t>
+      </w:r>
+    </w:p>
+    <w:p>
+      <w:pPr>
+        <w:tabs>
+          <w:tab w:val="left" w:pos="9489"/>
+        </w:tabs>
+      </w:pPr>
+    </w:p>
+    <w:p>
+      <w:pPr>
+        <w:tabs>
+          <w:tab w:val="left" w:pos="9489"/>
+        </w:tabs>
+      </w:pPr>
+      <w:r>
+        <w:t>class EmailNotification(Notification):</w:t>
+      </w:r>
+    </w:p>
+    <w:p>
+      <w:pPr>
+        <w:tabs>
+          <w:tab w:val="left" w:pos="9489"/>
+        </w:tabs>
+      </w:pPr>
+      <w:r>
+        <w:t>    def send(self):</w:t>
+      </w:r>
+    </w:p>
+    <w:p>
+      <w:pPr>
+        <w:tabs>
+          <w:tab w:val="left" w:pos="9489"/>
+        </w:tabs>
+      </w:pPr>
+      <w:r>
+        <w:t>        print("Sending Email Notification...")</w:t>
+      </w:r>
+    </w:p>
+    <w:p>
+      <w:pPr>
+        <w:tabs>
+          <w:tab w:val="left" w:pos="9489"/>
+        </w:tabs>
+      </w:pPr>
+      <w:r>
+        <w:t>        print("Email Delivered")</w:t>
+      </w:r>
+    </w:p>
+    <w:p>
+      <w:pPr>
+        <w:tabs>
+          <w:tab w:val="left" w:pos="9489"/>
+        </w:tabs>
+      </w:pPr>
+    </w:p>
+    <w:p>
+      <w:pPr>
+        <w:tabs>
+          <w:tab w:val="left" w:pos="9489"/>
+        </w:tabs>
+      </w:pPr>
+      <w:r>
+        <w:t>class SMSNotification(Notification):</w:t>
+      </w:r>
+    </w:p>
+    <w:p>
+      <w:pPr>
+        <w:tabs>
+          <w:tab w:val="left" w:pos="9489"/>
+        </w:tabs>
+      </w:pPr>
+      <w:r>
+        <w:t>    def send(self):</w:t>
+      </w:r>
+    </w:p>
+    <w:p>
+      <w:pPr>
+        <w:tabs>
+          <w:tab w:val="left" w:pos="9489"/>
+        </w:tabs>
+      </w:pPr>
+      <w:r>
+        <w:t>        print("Sending SMS Notification...")</w:t>
+      </w:r>
+    </w:p>
+    <w:p>
+      <w:pPr>
+        <w:tabs>
+          <w:tab w:val="left" w:pos="9489"/>
+        </w:tabs>
+      </w:pPr>
+      <w:r>
+        <w:t>        print("SMS Delivered")</w:t>
+      </w:r>
+    </w:p>
+    <w:p>
+      <w:pPr>
+        <w:tabs>
+          <w:tab w:val="left" w:pos="9489"/>
+        </w:tabs>
+      </w:pPr>
+    </w:p>
+    <w:p>
+      <w:pPr>
+        <w:tabs>
+          <w:tab w:val="left" w:pos="9489"/>
+        </w:tabs>
+      </w:pPr>
+      <w:r>
+        <w:t>def display_notifications(notification_list):</w:t>
+      </w:r>
+    </w:p>
+    <w:p>
+      <w:pPr>
+        <w:tabs>
+          <w:tab w:val="left" w:pos="9489"/>
+        </w:tabs>
+      </w:pPr>
+      <w:r>
+        <w:t>    count = 1</w:t>
+      </w:r>
+    </w:p>
+    <w:p>
+      <w:pPr>
+        <w:tabs>
+          <w:tab w:val="left" w:pos="9489"/>
+        </w:tabs>
+      </w:pPr>
+      <w:r>
+        <w:t>    for notification in notification_list:</w:t>
+      </w:r>
+    </w:p>
+    <w:p>
+      <w:pPr>
+        <w:tabs>
+          <w:tab w:val="left" w:pos="9489"/>
+        </w:tabs>
+      </w:pPr>
+      <w:r>
+        <w:t>        print(f"Notification {count}:")</w:t>
+      </w:r>
+    </w:p>
+    <w:p>
+      <w:pPr>
+        <w:tabs>
+          <w:tab w:val="left" w:pos="9489"/>
+        </w:tabs>
+      </w:pPr>
+      <w:r>
+        <w:t>        notification.send()</w:t>
+      </w:r>
+    </w:p>
+    <w:p>
+      <w:pPr>
+        <w:tabs>
+          <w:tab w:val="left" w:pos="9489"/>
+        </w:tabs>
+      </w:pPr>
+      <w:r>
+        <w:t>        count = count + 1</w:t>
+      </w:r>
+    </w:p>
+    <w:p>
+      <w:pPr>
+        <w:tabs>
+          <w:tab w:val="left" w:pos="9489"/>
+        </w:tabs>
+      </w:pPr>
+    </w:p>
+    <w:p>
+      <w:pPr>
+        <w:tabs>
+          <w:tab w:val="left" w:pos="9489"/>
+        </w:tabs>
+      </w:pPr>
+      <w:r>
+        <w:lastRenderedPageBreak/>
+        <w:t>email_notification = EmailNotification()</w:t>
+      </w:r>
+    </w:p>
+    <w:p>
+      <w:pPr>
+        <w:tabs>
+          <w:tab w:val="left" w:pos="9489"/>
+        </w:tabs>
+      </w:pPr>
+      <w:r>
+        <w:t>sms_notification = SMSNotification()</w:t>
+      </w:r>
+    </w:p>
+    <w:p>
+      <w:pPr>
+        <w:tabs>
+          <w:tab w:val="left" w:pos="9489"/>
+        </w:tabs>
+      </w:pPr>
+    </w:p>
+    <w:p>
+      <w:pPr>
+        <w:tabs>
+          <w:tab w:val="left" w:pos="9489"/>
+        </w:tabs>
+      </w:pPr>
+      <w:r>
+        <w:t xml:space="preserve">notification1 = email_notification </w:t>
+      </w:r>
+    </w:p>
+    <w:p>
+      <w:pPr>
+        <w:tabs>
+          <w:tab w:val="left" w:pos="9489"/>
+        </w:tabs>
+      </w:pPr>
+      <w:r>
+        <w:t>notification1.send()</w:t>
+      </w:r>
+    </w:p>
+    <w:p>
+      <w:pPr>
+        <w:tabs>
+          <w:tab w:val="left" w:pos="9489"/>
+        </w:tabs>
+      </w:pPr>
+    </w:p>
+    <w:p>
+      <w:pPr>
+        <w:tabs>
+          <w:tab w:val="left" w:pos="9489"/>
+        </w:tabs>
+      </w:pPr>
+      <w:r>
+        <w:t>notification2 = sms_notification</w:t>
+      </w:r>
+    </w:p>
+    <w:p>
+      <w:pPr>
+        <w:tabs>
+          <w:tab w:val="left" w:pos="9489"/>
+        </w:tabs>
+      </w:pPr>
+      <w:r>
+        <w:t>notification2.send()</w:t>
+      </w:r>
+    </w:p>
+    <w:p>
+      <w:pPr>
+        <w:tabs>
+          <w:tab w:val="left" w:pos="9489"/>
+        </w:tabs>
+      </w:pPr>
+    </w:p>
+    <w:p>
+      <w:pPr>
+        <w:tabs>
+          <w:tab w:val="left" w:pos="9489"/>
+        </w:tabs>
+      </w:pPr>
+      <w:r>
+        <w:t>notifications = [EmailNotification(), SMSNotification(), EmailNotification()]</w:t>
+      </w:r>
+    </w:p>
+    <w:p>
+      <w:pPr>
+        <w:tabs>
+          <w:tab w:val="left" w:pos="9489"/>
+        </w:tabs>
+      </w:pPr>
+      <w:r>
+        <w:t>display_notifications(notifications)</w:t>
+      </w:r>
+    </w:p>
+    <w:p>
+      <w:pPr>
+        <w:tabs>
+          <w:tab w:val="left" w:pos="9489"/>
+        </w:tabs>
+      </w:pPr>
+      <w:r>
+        <w:drawing>
+          <wp:inline distT="0" distB="0" distL="0" distR="0" wp14:anchorId="71D3420C" wp14:editId="5099CB48">
+            <wp:extent cx="5963482" cy="3410426"/>
+            <wp:effectExtent l="0" t="0" r="0" b="0"/>
+            <wp:docPr id="10" name="Picture 10"/>
+            <wp:cNvGraphicFramePr>
+              <a:graphicFrameLocks xmlns:a="http://schemas.openxmlformats.org/drawingml/2006/main" noChangeAspect="1"/>
+            </wp:cNvGraphicFramePr>
+            <a:graphic xmlns:a="http://schemas.openxmlformats.org/drawingml/2006/main">
+              <a:graphicData uri="http://schemas.openxmlformats.org/drawingml/2006/picture">
+                <pic:pic xmlns:pic="http://schemas.openxmlformats.org/drawingml/2006/picture">
+                  <pic:nvPicPr>
+                    <pic:cNvPr id="1" name=""/>
+                    <pic:cNvPicPr/>
+                  </pic:nvPicPr>
+                  <pic:blipFill>
+                    <a:blip r:embed="rId14"/>
+                    <a:stretch>
+                      <a:fillRect/>
+                    </a:stretch>
+                  </pic:blipFill>
+                  <pic:spPr>
+                    <a:xfrm>
+                      <a:off x="0" y="0"/>
+                      <a:ext cx="5963482" cy="3410426"/>
+                    </a:xfrm>
+                    <a:prstGeom prst="rect">
+                      <a:avLst/>
+                    </a:prstGeom>
+                  </pic:spPr>
+                </pic:pic>
+              </a:graphicData>
+            </a:graphic>
+          </wp:inline>
+        </w:drawing>
+      </w:r>
+    </w:p>
+    <w:p>
+      <w:pPr>
+        <w:tabs>
+          <w:tab w:val="left" w:pos="9489"/>
+        </w:tabs>
+      </w:pPr>
+      <w:r>
+        <w:t>Method overriding occurs when a subclass provides its own specific implementation of a method that is already defined in its parent class</w:t>
+      </w:r>
+      <w:r>
+        <w:t>.</w:t>
+      </w:r>
+    </w:p>
+    <w:p>
+      <w:pPr>
+        <w:tabs>
+          <w:tab w:val="left" w:pos="9489"/>
+        </w:tabs>
       </w:pPr>
     </w:p>
     <w:sectPr>
@@ -51,6 +3791,779 @@
     </w:sectPr>
   </w:body>
 </w:document>
+</file>
+
+<file path=word/numbering.xml><?xml version="1.0" encoding="utf-8"?>
+<w:numbering xmlns:wpc="http://schemas.microsoft.com/office/word/2010/wordprocessingCanvas" xmlns:cx="http://schemas.microsoft.com/office/drawing/2014/chartex" xmlns:cx1="http://schemas.microsoft.com/office/drawing/2015/9/8/chartex" xmlns:cx2="http://schemas.microsoft.com/office/drawing/2015/10/21/chartex" xmlns:cx3="http://schemas.microsoft.com/office/drawing/2016/5/9/chartex" xmlns:cx4="http://schemas.microsoft.com/office/drawing/2016/5/10/chartex" xmlns:cx5="http://schemas.microsoft.com/office/drawing/2016/5/11/chartex" xmlns:cx6="http://schemas.microsoft.com/office/drawing/2016/5/12/chartex" xmlns:cx7="http://schemas.microsoft.com/office/drawing/2016/5/13/chartex" xmlns:cx8="http://schemas.microsoft.com/office/drawing/2016/5/14/chartex" xmlns:mc="http://schemas.openxmlformats.org/markup-compatibility/2006" xmlns:aink="http://schemas.microsoft.com/office/drawing/2016/ink" xmlns:am3d="http://schemas.microsoft.com/office/drawing/2017/model3d" xmlns:o="urn:schemas-microsoft-com:office:office" xmlns:oel="http://schemas.microsoft.com/office/2019/extlst" xmlns:r="http://schemas.openxmlformats.org/officeDocument/2006/relationships" xmlns:m="http://schemas.openxmlformats.org/officeDocument/2006/math" xmlns:v="urn:schemas-microsoft-com:vml" xmlns:wp14="http://schemas.microsoft.com/office/word/2010/wordprocessingDrawing" xmlns:wp="http://schemas.openxmlformats.org/drawingml/2006/wordprocessingDrawing" xmlns:w10="urn:schemas-microsoft-com:office:word" xmlns:w="http://schemas.openxmlformats.org/wordprocessingml/2006/main" xmlns:w14="http://schemas.microsoft.com/office/word/2010/wordml" xmlns:w15="http://schemas.microsoft.com/office/word/2012/wordml" xmlns:w16cex="http://schemas.microsoft.com/office/word/2018/wordml/cex" xmlns:w16cid="http://schemas.microsoft.com/office/word/2016/wordml/cid" xmlns:w16="http://schemas.microsoft.com/office/word/2018/wordml" xmlns:w16sdtdh="http://schemas.microsoft.com/office/word/2020/wordml/sdtdatahash" xmlns:w16se="http://schemas.microsoft.com/office/word/2015/wordml/symex" xmlns:wpg="http://schemas.microsoft.com/office/word/2010/wordprocessingGroup" xmlns:wpi="http://schemas.microsoft.com/office/word/2010/wordprocessingInk" xmlns:wne="http://schemas.microsoft.com/office/word/2006/wordml" xmlns:wps="http://schemas.microsoft.com/office/word/2010/wordprocessingShape" mc:Ignorable="w14 w15 w16se w16cid w16 w16cex w16sdtdh wp14">
+  <w:abstractNum w:abstractNumId="0" w15:restartNumberingAfterBreak="0">
+    <w:nsid w:val="427701A0"/>
+    <w:multiLevelType w:val="multilevel"/>
+    <w:tmpl w:val="29FC1C26"/>
+    <w:lvl w:ilvl="0">
+      <w:start w:val="1"/>
+      <w:numFmt w:val="decimal"/>
+      <w:lvlText w:val="%1."/>
+      <w:lvlJc w:val="left"/>
+      <w:pPr>
+        <w:tabs>
+          <w:tab w:val="num" w:pos="720"/>
+        </w:tabs>
+        <w:ind w:left="720" w:hanging="360"/>
+      </w:pPr>
+    </w:lvl>
+    <w:lvl w:ilvl="1" w:tentative="1">
+      <w:start w:val="1"/>
+      <w:numFmt w:val="decimal"/>
+      <w:lvlText w:val="%2."/>
+      <w:lvlJc w:val="left"/>
+      <w:pPr>
+        <w:tabs>
+          <w:tab w:val="num" w:pos="1440"/>
+        </w:tabs>
+        <w:ind w:left="1440" w:hanging="360"/>
+      </w:pPr>
+    </w:lvl>
+    <w:lvl w:ilvl="2" w:tentative="1">
+      <w:start w:val="1"/>
+      <w:numFmt w:val="decimal"/>
+      <w:lvlText w:val="%3."/>
+      <w:lvlJc w:val="left"/>
+      <w:pPr>
+        <w:tabs>
+          <w:tab w:val="num" w:pos="2160"/>
+        </w:tabs>
+        <w:ind w:left="2160" w:hanging="360"/>
+      </w:pPr>
+    </w:lvl>
+    <w:lvl w:ilvl="3" w:tentative="1">
+      <w:start w:val="1"/>
+      <w:numFmt w:val="decimal"/>
+      <w:lvlText w:val="%4."/>
+      <w:lvlJc w:val="left"/>
+      <w:pPr>
+        <w:tabs>
+          <w:tab w:val="num" w:pos="2880"/>
+        </w:tabs>
+        <w:ind w:left="2880" w:hanging="360"/>
+      </w:pPr>
+    </w:lvl>
+    <w:lvl w:ilvl="4" w:tentative="1">
+      <w:start w:val="1"/>
+      <w:numFmt w:val="decimal"/>
+      <w:lvlText w:val="%5."/>
+      <w:lvlJc w:val="left"/>
+      <w:pPr>
+        <w:tabs>
+          <w:tab w:val="num" w:pos="3600"/>
+        </w:tabs>
+        <w:ind w:left="3600" w:hanging="360"/>
+      </w:pPr>
+    </w:lvl>
+    <w:lvl w:ilvl="5" w:tentative="1">
+      <w:start w:val="1"/>
+      <w:numFmt w:val="decimal"/>
+      <w:lvlText w:val="%6."/>
+      <w:lvlJc w:val="left"/>
+      <w:pPr>
+        <w:tabs>
+          <w:tab w:val="num" w:pos="4320"/>
+        </w:tabs>
+        <w:ind w:left="4320" w:hanging="360"/>
+      </w:pPr>
+    </w:lvl>
+    <w:lvl w:ilvl="6" w:tentative="1">
+      <w:start w:val="1"/>
+      <w:numFmt w:val="decimal"/>
+      <w:lvlText w:val="%7."/>
+      <w:lvlJc w:val="left"/>
+      <w:pPr>
+        <w:tabs>
+          <w:tab w:val="num" w:pos="5040"/>
+        </w:tabs>
+        <w:ind w:left="5040" w:hanging="360"/>
+      </w:pPr>
+    </w:lvl>
+    <w:lvl w:ilvl="7" w:tentative="1">
+      <w:start w:val="1"/>
+      <w:numFmt w:val="decimal"/>
+      <w:lvlText w:val="%8."/>
+      <w:lvlJc w:val="left"/>
+      <w:pPr>
+        <w:tabs>
+          <w:tab w:val="num" w:pos="5760"/>
+        </w:tabs>
+        <w:ind w:left="5760" w:hanging="360"/>
+      </w:pPr>
+    </w:lvl>
+    <w:lvl w:ilvl="8" w:tentative="1">
+      <w:start w:val="1"/>
+      <w:numFmt w:val="decimal"/>
+      <w:lvlText w:val="%9."/>
+      <w:lvlJc w:val="left"/>
+      <w:pPr>
+        <w:tabs>
+          <w:tab w:val="num" w:pos="6480"/>
+        </w:tabs>
+        <w:ind w:left="6480" w:hanging="360"/>
+      </w:pPr>
+    </w:lvl>
+  </w:abstractNum>
+  <w:abstractNum w:abstractNumId="1" w15:restartNumberingAfterBreak="0">
+    <w:nsid w:val="5DF07C6C"/>
+    <w:multiLevelType w:val="multilevel"/>
+    <w:tmpl w:val="F9945962"/>
+    <w:lvl w:ilvl="0">
+      <w:start w:val="1"/>
+      <w:numFmt w:val="decimal"/>
+      <w:lvlText w:val="%1."/>
+      <w:lvlJc w:val="left"/>
+      <w:pPr>
+        <w:tabs>
+          <w:tab w:val="num" w:pos="720"/>
+        </w:tabs>
+        <w:ind w:left="720" w:hanging="360"/>
+      </w:pPr>
+    </w:lvl>
+    <w:lvl w:ilvl="1" w:tentative="1">
+      <w:start w:val="1"/>
+      <w:numFmt w:val="decimal"/>
+      <w:lvlText w:val="%2."/>
+      <w:lvlJc w:val="left"/>
+      <w:pPr>
+        <w:tabs>
+          <w:tab w:val="num" w:pos="1440"/>
+        </w:tabs>
+        <w:ind w:left="1440" w:hanging="360"/>
+      </w:pPr>
+    </w:lvl>
+    <w:lvl w:ilvl="2" w:tentative="1">
+      <w:start w:val="1"/>
+      <w:numFmt w:val="decimal"/>
+      <w:lvlText w:val="%3."/>
+      <w:lvlJc w:val="left"/>
+      <w:pPr>
+        <w:tabs>
+          <w:tab w:val="num" w:pos="2160"/>
+        </w:tabs>
+        <w:ind w:left="2160" w:hanging="360"/>
+      </w:pPr>
+    </w:lvl>
+    <w:lvl w:ilvl="3" w:tentative="1">
+      <w:start w:val="1"/>
+      <w:numFmt w:val="decimal"/>
+      <w:lvlText w:val="%4."/>
+      <w:lvlJc w:val="left"/>
+      <w:pPr>
+        <w:tabs>
+          <w:tab w:val="num" w:pos="2880"/>
+        </w:tabs>
+        <w:ind w:left="2880" w:hanging="360"/>
+      </w:pPr>
+    </w:lvl>
+    <w:lvl w:ilvl="4" w:tentative="1">
+      <w:start w:val="1"/>
+      <w:numFmt w:val="decimal"/>
+      <w:lvlText w:val="%5."/>
+      <w:lvlJc w:val="left"/>
+      <w:pPr>
+        <w:tabs>
+          <w:tab w:val="num" w:pos="3600"/>
+        </w:tabs>
+        <w:ind w:left="3600" w:hanging="360"/>
+      </w:pPr>
+    </w:lvl>
+    <w:lvl w:ilvl="5" w:tentative="1">
+      <w:start w:val="1"/>
+      <w:numFmt w:val="decimal"/>
+      <w:lvlText w:val="%6."/>
+      <w:lvlJc w:val="left"/>
+      <w:pPr>
+        <w:tabs>
+          <w:tab w:val="num" w:pos="4320"/>
+        </w:tabs>
+        <w:ind w:left="4320" w:hanging="360"/>
+      </w:pPr>
+    </w:lvl>
+    <w:lvl w:ilvl="6" w:tentative="1">
+      <w:start w:val="1"/>
+      <w:numFmt w:val="decimal"/>
+      <w:lvlText w:val="%7."/>
+      <w:lvlJc w:val="left"/>
+      <w:pPr>
+        <w:tabs>
+          <w:tab w:val="num" w:pos="5040"/>
+        </w:tabs>
+        <w:ind w:left="5040" w:hanging="360"/>
+      </w:pPr>
+    </w:lvl>
+    <w:lvl w:ilvl="7" w:tentative="1">
+      <w:start w:val="1"/>
+      <w:numFmt w:val="decimal"/>
+      <w:lvlText w:val="%8."/>
+      <w:lvlJc w:val="left"/>
+      <w:pPr>
+        <w:tabs>
+          <w:tab w:val="num" w:pos="5760"/>
+        </w:tabs>
+        <w:ind w:left="5760" w:hanging="360"/>
+      </w:pPr>
+    </w:lvl>
+    <w:lvl w:ilvl="8" w:tentative="1">
+      <w:start w:val="1"/>
+      <w:numFmt w:val="decimal"/>
+      <w:lvlText w:val="%9."/>
+      <w:lvlJc w:val="left"/>
+      <w:pPr>
+        <w:tabs>
+          <w:tab w:val="num" w:pos="6480"/>
+        </w:tabs>
+        <w:ind w:left="6480" w:hanging="360"/>
+      </w:pPr>
+    </w:lvl>
+  </w:abstractNum>
+  <w:abstractNum w:abstractNumId="2" w15:restartNumberingAfterBreak="0">
+    <w:nsid w:val="6258241B"/>
+    <w:multiLevelType w:val="multilevel"/>
+    <w:tmpl w:val="9AF89B1C"/>
+    <w:lvl w:ilvl="0">
+      <w:start w:val="1"/>
+      <w:numFmt w:val="bullet"/>
+      <w:lvlText w:val=""/>
+      <w:lvlJc w:val="left"/>
+      <w:pPr>
+        <w:tabs>
+          <w:tab w:val="num" w:pos="720"/>
+        </w:tabs>
+        <w:ind w:left="720" w:hanging="360"/>
+      </w:pPr>
+      <w:rPr>
+        <w:rFonts w:ascii="Symbol" w:hAnsi="Symbol" w:hint="default"/>
+        <w:sz w:val="20"/>
+      </w:rPr>
+    </w:lvl>
+    <w:lvl w:ilvl="1" w:tentative="1">
+      <w:start w:val="1"/>
+      <w:numFmt w:val="bullet"/>
+      <w:lvlText w:val="o"/>
+      <w:lvlJc w:val="left"/>
+      <w:pPr>
+        <w:tabs>
+          <w:tab w:val="num" w:pos="1440"/>
+        </w:tabs>
+        <w:ind w:left="1440" w:hanging="360"/>
+      </w:pPr>
+      <w:rPr>
+        <w:rFonts w:ascii="Courier New" w:hAnsi="Courier New" w:hint="default"/>
+        <w:sz w:val="20"/>
+      </w:rPr>
+    </w:lvl>
+    <w:lvl w:ilvl="2" w:tentative="1">
+      <w:start w:val="1"/>
+      <w:numFmt w:val="bullet"/>
+      <w:lvlText w:val=""/>
+      <w:lvlJc w:val="left"/>
+      <w:pPr>
+        <w:tabs>
+          <w:tab w:val="num" w:pos="2160"/>
+        </w:tabs>
+        <w:ind w:left="2160" w:hanging="360"/>
+      </w:pPr>
+      <w:rPr>
+        <w:rFonts w:ascii="Wingdings" w:hAnsi="Wingdings" w:hint="default"/>
+        <w:sz w:val="20"/>
+      </w:rPr>
+    </w:lvl>
+    <w:lvl w:ilvl="3" w:tentative="1">
+      <w:start w:val="1"/>
+      <w:numFmt w:val="bullet"/>
+      <w:lvlText w:val=""/>
+      <w:lvlJc w:val="left"/>
+      <w:pPr>
+        <w:tabs>
+          <w:tab w:val="num" w:pos="2880"/>
+        </w:tabs>
+        <w:ind w:left="2880" w:hanging="360"/>
+      </w:pPr>
+      <w:rPr>
+        <w:rFonts w:ascii="Wingdings" w:hAnsi="Wingdings" w:hint="default"/>
+        <w:sz w:val="20"/>
+      </w:rPr>
+    </w:lvl>
+    <w:lvl w:ilvl="4" w:tentative="1">
+      <w:start w:val="1"/>
+      <w:numFmt w:val="bullet"/>
+      <w:lvlText w:val=""/>
+      <w:lvlJc w:val="left"/>
+      <w:pPr>
+        <w:tabs>
+          <w:tab w:val="num" w:pos="3600"/>
+        </w:tabs>
+        <w:ind w:left="3600" w:hanging="360"/>
+      </w:pPr>
+      <w:rPr>
+        <w:rFonts w:ascii="Wingdings" w:hAnsi="Wingdings" w:hint="default"/>
+        <w:sz w:val="20"/>
+      </w:rPr>
+    </w:lvl>
+    <w:lvl w:ilvl="5" w:tentative="1">
+      <w:start w:val="1"/>
+      <w:numFmt w:val="bullet"/>
+      <w:lvlText w:val=""/>
+      <w:lvlJc w:val="left"/>
+      <w:pPr>
+        <w:tabs>
+          <w:tab w:val="num" w:pos="4320"/>
+        </w:tabs>
+        <w:ind w:left="4320" w:hanging="360"/>
+      </w:pPr>
+      <w:rPr>
+        <w:rFonts w:ascii="Wingdings" w:hAnsi="Wingdings" w:hint="default"/>
+        <w:sz w:val="20"/>
+      </w:rPr>
+    </w:lvl>
+    <w:lvl w:ilvl="6" w:tentative="1">
+      <w:start w:val="1"/>
+      <w:numFmt w:val="bullet"/>
+      <w:lvlText w:val=""/>
+      <w:lvlJc w:val="left"/>
+      <w:pPr>
+        <w:tabs>
+          <w:tab w:val="num" w:pos="5040"/>
+        </w:tabs>
+        <w:ind w:left="5040" w:hanging="360"/>
+      </w:pPr>
+      <w:rPr>
+        <w:rFonts w:ascii="Wingdings" w:hAnsi="Wingdings" w:hint="default"/>
+        <w:sz w:val="20"/>
+      </w:rPr>
+    </w:lvl>
+    <w:lvl w:ilvl="7" w:tentative="1">
+      <w:start w:val="1"/>
+      <w:numFmt w:val="bullet"/>
+      <w:lvlText w:val=""/>
+      <w:lvlJc w:val="left"/>
+      <w:pPr>
+        <w:tabs>
+          <w:tab w:val="num" w:pos="5760"/>
+        </w:tabs>
+        <w:ind w:left="5760" w:hanging="360"/>
+      </w:pPr>
+      <w:rPr>
+        <w:rFonts w:ascii="Wingdings" w:hAnsi="Wingdings" w:hint="default"/>
+        <w:sz w:val="20"/>
+      </w:rPr>
+    </w:lvl>
+    <w:lvl w:ilvl="8" w:tentative="1">
+      <w:start w:val="1"/>
+      <w:numFmt w:val="bullet"/>
+      <w:lvlText w:val=""/>
+      <w:lvlJc w:val="left"/>
+      <w:pPr>
+        <w:tabs>
+          <w:tab w:val="num" w:pos="6480"/>
+        </w:tabs>
+        <w:ind w:left="6480" w:hanging="360"/>
+      </w:pPr>
+      <w:rPr>
+        <w:rFonts w:ascii="Wingdings" w:hAnsi="Wingdings" w:hint="default"/>
+        <w:sz w:val="20"/>
+      </w:rPr>
+    </w:lvl>
+  </w:abstractNum>
+  <w:abstractNum w:abstractNumId="3" w15:restartNumberingAfterBreak="0">
+    <w:nsid w:val="65570415"/>
+    <w:multiLevelType w:val="multilevel"/>
+    <w:tmpl w:val="9B382F66"/>
+    <w:lvl w:ilvl="0">
+      <w:start w:val="1"/>
+      <w:numFmt w:val="decimal"/>
+      <w:lvlText w:val="%1."/>
+      <w:lvlJc w:val="left"/>
+      <w:pPr>
+        <w:tabs>
+          <w:tab w:val="num" w:pos="720"/>
+        </w:tabs>
+        <w:ind w:left="720" w:hanging="360"/>
+      </w:pPr>
+    </w:lvl>
+    <w:lvl w:ilvl="1" w:tentative="1">
+      <w:start w:val="1"/>
+      <w:numFmt w:val="decimal"/>
+      <w:lvlText w:val="%2."/>
+      <w:lvlJc w:val="left"/>
+      <w:pPr>
+        <w:tabs>
+          <w:tab w:val="num" w:pos="1440"/>
+        </w:tabs>
+        <w:ind w:left="1440" w:hanging="360"/>
+      </w:pPr>
+    </w:lvl>
+    <w:lvl w:ilvl="2" w:tentative="1">
+      <w:start w:val="1"/>
+      <w:numFmt w:val="decimal"/>
+      <w:lvlText w:val="%3."/>
+      <w:lvlJc w:val="left"/>
+      <w:pPr>
+        <w:tabs>
+          <w:tab w:val="num" w:pos="2160"/>
+        </w:tabs>
+        <w:ind w:left="2160" w:hanging="360"/>
+      </w:pPr>
+    </w:lvl>
+    <w:lvl w:ilvl="3" w:tentative="1">
+      <w:start w:val="1"/>
+      <w:numFmt w:val="decimal"/>
+      <w:lvlText w:val="%4."/>
+      <w:lvlJc w:val="left"/>
+      <w:pPr>
+        <w:tabs>
+          <w:tab w:val="num" w:pos="2880"/>
+        </w:tabs>
+        <w:ind w:left="2880" w:hanging="360"/>
+      </w:pPr>
+    </w:lvl>
+    <w:lvl w:ilvl="4" w:tentative="1">
+      <w:start w:val="1"/>
+      <w:numFmt w:val="decimal"/>
+      <w:lvlText w:val="%5."/>
+      <w:lvlJc w:val="left"/>
+      <w:pPr>
+        <w:tabs>
+          <w:tab w:val="num" w:pos="3600"/>
+        </w:tabs>
+        <w:ind w:left="3600" w:hanging="360"/>
+      </w:pPr>
+    </w:lvl>
+    <w:lvl w:ilvl="5" w:tentative="1">
+      <w:start w:val="1"/>
+      <w:numFmt w:val="decimal"/>
+      <w:lvlText w:val="%6."/>
+      <w:lvlJc w:val="left"/>
+      <w:pPr>
+        <w:tabs>
+          <w:tab w:val="num" w:pos="4320"/>
+        </w:tabs>
+        <w:ind w:left="4320" w:hanging="360"/>
+      </w:pPr>
+    </w:lvl>
+    <w:lvl w:ilvl="6" w:tentative="1">
+      <w:start w:val="1"/>
+      <w:numFmt w:val="decimal"/>
+      <w:lvlText w:val="%7."/>
+      <w:lvlJc w:val="left"/>
+      <w:pPr>
+        <w:tabs>
+          <w:tab w:val="num" w:pos="5040"/>
+        </w:tabs>
+        <w:ind w:left="5040" w:hanging="360"/>
+      </w:pPr>
+    </w:lvl>
+    <w:lvl w:ilvl="7" w:tentative="1">
+      <w:start w:val="1"/>
+      <w:numFmt w:val="decimal"/>
+      <w:lvlText w:val="%8."/>
+      <w:lvlJc w:val="left"/>
+      <w:pPr>
+        <w:tabs>
+          <w:tab w:val="num" w:pos="5760"/>
+        </w:tabs>
+        <w:ind w:left="5760" w:hanging="360"/>
+      </w:pPr>
+    </w:lvl>
+    <w:lvl w:ilvl="8" w:tentative="1">
+      <w:start w:val="1"/>
+      <w:numFmt w:val="decimal"/>
+      <w:lvlText w:val="%9."/>
+      <w:lvlJc w:val="left"/>
+      <w:pPr>
+        <w:tabs>
+          <w:tab w:val="num" w:pos="6480"/>
+        </w:tabs>
+        <w:ind w:left="6480" w:hanging="360"/>
+      </w:pPr>
+    </w:lvl>
+  </w:abstractNum>
+  <w:abstractNum w:abstractNumId="4" w15:restartNumberingAfterBreak="0">
+    <w:nsid w:val="701074E3"/>
+    <w:multiLevelType w:val="multilevel"/>
+    <w:tmpl w:val="D9B0E94E"/>
+    <w:lvl w:ilvl="0">
+      <w:start w:val="1"/>
+      <w:numFmt w:val="decimal"/>
+      <w:lvlText w:val="%1."/>
+      <w:lvlJc w:val="left"/>
+      <w:pPr>
+        <w:tabs>
+          <w:tab w:val="num" w:pos="720"/>
+        </w:tabs>
+        <w:ind w:left="720" w:hanging="360"/>
+      </w:pPr>
+    </w:lvl>
+    <w:lvl w:ilvl="1" w:tentative="1">
+      <w:start w:val="1"/>
+      <w:numFmt w:val="decimal"/>
+      <w:lvlText w:val="%2."/>
+      <w:lvlJc w:val="left"/>
+      <w:pPr>
+        <w:tabs>
+          <w:tab w:val="num" w:pos="1440"/>
+        </w:tabs>
+        <w:ind w:left="1440" w:hanging="360"/>
+      </w:pPr>
+    </w:lvl>
+    <w:lvl w:ilvl="2" w:tentative="1">
+      <w:start w:val="1"/>
+      <w:numFmt w:val="decimal"/>
+      <w:lvlText w:val="%3."/>
+      <w:lvlJc w:val="left"/>
+      <w:pPr>
+        <w:tabs>
+          <w:tab w:val="num" w:pos="2160"/>
+        </w:tabs>
+        <w:ind w:left="2160" w:hanging="360"/>
+      </w:pPr>
+    </w:lvl>
+    <w:lvl w:ilvl="3" w:tentative="1">
+      <w:start w:val="1"/>
+      <w:numFmt w:val="decimal"/>
+      <w:lvlText w:val="%4."/>
+      <w:lvlJc w:val="left"/>
+      <w:pPr>
+        <w:tabs>
+          <w:tab w:val="num" w:pos="2880"/>
+        </w:tabs>
+        <w:ind w:left="2880" w:hanging="360"/>
+      </w:pPr>
+    </w:lvl>
+    <w:lvl w:ilvl="4" w:tentative="1">
+      <w:start w:val="1"/>
+      <w:numFmt w:val="decimal"/>
+      <w:lvlText w:val="%5."/>
+      <w:lvlJc w:val="left"/>
+      <w:pPr>
+        <w:tabs>
+          <w:tab w:val="num" w:pos="3600"/>
+        </w:tabs>
+        <w:ind w:left="3600" w:hanging="360"/>
+      </w:pPr>
+    </w:lvl>
+    <w:lvl w:ilvl="5" w:tentative="1">
+      <w:start w:val="1"/>
+      <w:numFmt w:val="decimal"/>
+      <w:lvlText w:val="%6."/>
+      <w:lvlJc w:val="left"/>
+      <w:pPr>
+        <w:tabs>
+          <w:tab w:val="num" w:pos="4320"/>
+        </w:tabs>
+        <w:ind w:left="4320" w:hanging="360"/>
+      </w:pPr>
+    </w:lvl>
+    <w:lvl w:ilvl="6" w:tentative="1">
+      <w:start w:val="1"/>
+      <w:numFmt w:val="decimal"/>
+      <w:lvlText w:val="%7."/>
+      <w:lvlJc w:val="left"/>
+      <w:pPr>
+        <w:tabs>
+          <w:tab w:val="num" w:pos="5040"/>
+        </w:tabs>
+        <w:ind w:left="5040" w:hanging="360"/>
+      </w:pPr>
+    </w:lvl>
+    <w:lvl w:ilvl="7" w:tentative="1">
+      <w:start w:val="1"/>
+      <w:numFmt w:val="decimal"/>
+      <w:lvlText w:val="%8."/>
+      <w:lvlJc w:val="left"/>
+      <w:pPr>
+        <w:tabs>
+          <w:tab w:val="num" w:pos="5760"/>
+        </w:tabs>
+        <w:ind w:left="5760" w:hanging="360"/>
+      </w:pPr>
+    </w:lvl>
+    <w:lvl w:ilvl="8" w:tentative="1">
+      <w:start w:val="1"/>
+      <w:numFmt w:val="decimal"/>
+      <w:lvlText w:val="%9."/>
+      <w:lvlJc w:val="left"/>
+      <w:pPr>
+        <w:tabs>
+          <w:tab w:val="num" w:pos="6480"/>
+        </w:tabs>
+        <w:ind w:left="6480" w:hanging="360"/>
+      </w:pPr>
+    </w:lvl>
+  </w:abstractNum>
+  <w:abstractNum w:abstractNumId="5" w15:restartNumberingAfterBreak="0">
+    <w:nsid w:val="734B4E24"/>
+    <w:multiLevelType w:val="multilevel"/>
+    <w:tmpl w:val="0EBC9FAC"/>
+    <w:lvl w:ilvl="0">
+      <w:start w:val="1"/>
+      <w:numFmt w:val="bullet"/>
+      <w:lvlText w:val=""/>
+      <w:lvlJc w:val="left"/>
+      <w:pPr>
+        <w:tabs>
+          <w:tab w:val="num" w:pos="720"/>
+        </w:tabs>
+        <w:ind w:left="720" w:hanging="360"/>
+      </w:pPr>
+      <w:rPr>
+        <w:rFonts w:ascii="Symbol" w:hAnsi="Symbol" w:hint="default"/>
+        <w:sz w:val="20"/>
+      </w:rPr>
+    </w:lvl>
+    <w:lvl w:ilvl="1" w:tentative="1">
+      <w:start w:val="1"/>
+      <w:numFmt w:val="bullet"/>
+      <w:lvlText w:val="o"/>
+      <w:lvlJc w:val="left"/>
+      <w:pPr>
+        <w:tabs>
+          <w:tab w:val="num" w:pos="1440"/>
+        </w:tabs>
+        <w:ind w:left="1440" w:hanging="360"/>
+      </w:pPr>
+      <w:rPr>
+        <w:rFonts w:ascii="Courier New" w:hAnsi="Courier New" w:hint="default"/>
+        <w:sz w:val="20"/>
+      </w:rPr>
+    </w:lvl>
+    <w:lvl w:ilvl="2" w:tentative="1">
+      <w:start w:val="1"/>
+      <w:numFmt w:val="bullet"/>
+      <w:lvlText w:val=""/>
+      <w:lvlJc w:val="left"/>
+      <w:pPr>
+        <w:tabs>
+          <w:tab w:val="num" w:pos="2160"/>
+        </w:tabs>
+        <w:ind w:left="2160" w:hanging="360"/>
+      </w:pPr>
+      <w:rPr>
+        <w:rFonts w:ascii="Wingdings" w:hAnsi="Wingdings" w:hint="default"/>
+        <w:sz w:val="20"/>
+      </w:rPr>
+    </w:lvl>
+    <w:lvl w:ilvl="3" w:tentative="1">
+      <w:start w:val="1"/>
+      <w:numFmt w:val="bullet"/>
+      <w:lvlText w:val=""/>
+      <w:lvlJc w:val="left"/>
+      <w:pPr>
+        <w:tabs>
+          <w:tab w:val="num" w:pos="2880"/>
+        </w:tabs>
+        <w:ind w:left="2880" w:hanging="360"/>
+      </w:pPr>
+      <w:rPr>
+        <w:rFonts w:ascii="Wingdings" w:hAnsi="Wingdings" w:hint="default"/>
+        <w:sz w:val="20"/>
+      </w:rPr>
+    </w:lvl>
+    <w:lvl w:ilvl="4" w:tentative="1">
+      <w:start w:val="1"/>
+      <w:numFmt w:val="bullet"/>
+      <w:lvlText w:val=""/>
+      <w:lvlJc w:val="left"/>
+      <w:pPr>
+        <w:tabs>
+          <w:tab w:val="num" w:pos="3600"/>
+        </w:tabs>
+        <w:ind w:left="3600" w:hanging="360"/>
+      </w:pPr>
+      <w:rPr>
+        <w:rFonts w:ascii="Wingdings" w:hAnsi="Wingdings" w:hint="default"/>
+        <w:sz w:val="20"/>
+      </w:rPr>
+    </w:lvl>
+    <w:lvl w:ilvl="5" w:tentative="1">
+      <w:start w:val="1"/>
+      <w:numFmt w:val="bullet"/>
+      <w:lvlText w:val=""/>
+      <w:lvlJc w:val="left"/>
+      <w:pPr>
+        <w:tabs>
+          <w:tab w:val="num" w:pos="4320"/>
+        </w:tabs>
+        <w:ind w:left="4320" w:hanging="360"/>
+      </w:pPr>
+      <w:rPr>
+        <w:rFonts w:ascii="Wingdings" w:hAnsi="Wingdings" w:hint="default"/>
+        <w:sz w:val="20"/>
+      </w:rPr>
+    </w:lvl>
+    <w:lvl w:ilvl="6" w:tentative="1">
+      <w:start w:val="1"/>
+      <w:numFmt w:val="bullet"/>
+      <w:lvlText w:val=""/>
+      <w:lvlJc w:val="left"/>
+      <w:pPr>
+        <w:tabs>
+          <w:tab w:val="num" w:pos="5040"/>
+        </w:tabs>
+        <w:ind w:left="5040" w:hanging="360"/>
+      </w:pPr>
+      <w:rPr>
+        <w:rFonts w:ascii="Wingdings" w:hAnsi="Wingdings" w:hint="default"/>
+        <w:sz w:val="20"/>
+      </w:rPr>
+    </w:lvl>
+    <w:lvl w:ilvl="7" w:tentative="1">
+      <w:start w:val="1"/>
+      <w:numFmt w:val="bullet"/>
+      <w:lvlText w:val=""/>
+      <w:lvlJc w:val="left"/>
+      <w:pPr>
+        <w:tabs>
+          <w:tab w:val="num" w:pos="5760"/>
+        </w:tabs>
+        <w:ind w:left="5760" w:hanging="360"/>
+      </w:pPr>
+      <w:rPr>
+        <w:rFonts w:ascii="Wingdings" w:hAnsi="Wingdings" w:hint="default"/>
+        <w:sz w:val="20"/>
+      </w:rPr>
+    </w:lvl>
+    <w:lvl w:ilvl="8" w:tentative="1">
+      <w:start w:val="1"/>
+      <w:numFmt w:val="bullet"/>
+      <w:lvlText w:val=""/>
+      <w:lvlJc w:val="left"/>
+      <w:pPr>
+        <w:tabs>
+          <w:tab w:val="num" w:pos="6480"/>
+        </w:tabs>
+        <w:ind w:left="6480" w:hanging="360"/>
+      </w:pPr>
+      <w:rPr>
+        <w:rFonts w:ascii="Wingdings" w:hAnsi="Wingdings" w:hint="default"/>
+        <w:sz w:val="20"/>
+      </w:rPr>
+    </w:lvl>
+  </w:abstractNum>
+  <w:num w:numId="1" w16cid:durableId="1700354107">
+    <w:abstractNumId w:val="3"/>
+  </w:num>
+  <w:num w:numId="2" w16cid:durableId="1969116669">
+    <w:abstractNumId w:val="4"/>
+  </w:num>
+  <w:num w:numId="3" w16cid:durableId="1030572902">
+    <w:abstractNumId w:val="1"/>
+  </w:num>
+  <w:num w:numId="4" w16cid:durableId="66852239">
+    <w:abstractNumId w:val="2"/>
+  </w:num>
+  <w:num w:numId="5" w16cid:durableId="301689610">
+    <w:abstractNumId w:val="5"/>
+  </w:num>
+  <w:num w:numId="6" w16cid:durableId="526142044">
+    <w:abstractNumId w:val="0"/>
+  </w:num>
+</w:numbering>
 </file>
 
 <file path=word/styles.xml><?xml version="1.0" encoding="utf-8"?>
@@ -656,7 +5169,6 @@
   <w:style w:type="character" w:default="1" w:styleId="DefaultParagraphFont">
     <w:name w:val="Default Paragraph Font"/>
     <w:uiPriority w:val="1"/>
-    <w:semiHidden/>
     <w:unhideWhenUsed/>
   </w:style>
   <w:style w:type="table" w:default="1" w:styleId="TableNormal">
